--- a/Node/8 Mongo DB/Mongo_DB.docx
+++ b/Node/8 Mongo DB/Mongo_DB.docx
@@ -12842,6 +12842,24 @@
     </w:p>
     <w:p>
       <w:pPr>
+        <w:spacing w:after="240" w:line="240" w:lineRule="auto"/>
+        <w:rPr>
+          <w:rFonts w:ascii="Times New Roman" w:eastAsia="Times New Roman" w:hAnsi="Times New Roman" w:cs="Times New Roman"/>
+          <w:sz w:val="24"/>
+          <w:szCs w:val="24"/>
+        </w:rPr>
+      </w:pPr>
+      <w:r>
+        <w:rPr>
+          <w:rFonts w:ascii="Times New Roman" w:eastAsia="Times New Roman" w:hAnsi="Times New Roman" w:cs="Times New Roman"/>
+          <w:sz w:val="24"/>
+          <w:szCs w:val="24"/>
+        </w:rPr>
+        <w:t>=====================================================================</w:t>
+      </w:r>
+    </w:p>
+    <w:p>
+      <w:pPr>
         <w:spacing w:before="360" w:after="80" w:line="240" w:lineRule="auto"/>
         <w:outlineLvl w:val="1"/>
         <w:rPr>
@@ -13547,6 +13565,165 @@
     </w:p>
     <w:p>
       <w:pPr>
+        <w:spacing w:after="0" w:line="240" w:lineRule="auto"/>
+        <w:rPr>
+          <w:rFonts w:ascii="Times New Roman" w:eastAsia="Times New Roman" w:hAnsi="Times New Roman" w:cs="Times New Roman"/>
+          <w:sz w:val="24"/>
+          <w:szCs w:val="24"/>
+        </w:rPr>
+      </w:pPr>
+    </w:p>
+    <w:p>
+      <w:pPr>
+        <w:spacing w:after="0" w:line="240" w:lineRule="auto"/>
+        <w:rPr>
+          <w:rFonts w:ascii="Times New Roman" w:eastAsia="Times New Roman" w:hAnsi="Times New Roman" w:cs="Times New Roman"/>
+          <w:sz w:val="36"/>
+          <w:szCs w:val="36"/>
+        </w:rPr>
+      </w:pPr>
+      <w:r>
+        <w:rPr>
+          <w:rFonts w:ascii="Courier New" w:hAnsi="Courier New" w:cs="Courier New"/>
+          <w:b/>
+          <w:bCs/>
+          <w:color w:val="001E2B"/>
+          <w:sz w:val="36"/>
+          <w:szCs w:val="36"/>
+          <w:shd w:val="clear" w:color="auto" w:fill="F9FBFA"/>
+        </w:rPr>
+        <w:t>db.collection.deleteMany()</w:t>
+      </w:r>
+    </w:p>
+    <w:p>
+      <w:pPr>
+        <w:spacing w:after="0" w:line="240" w:lineRule="auto"/>
+        <w:rPr>
+          <w:rFonts w:ascii="Times New Roman" w:eastAsia="Times New Roman" w:hAnsi="Times New Roman" w:cs="Times New Roman"/>
+          <w:sz w:val="24"/>
+          <w:szCs w:val="24"/>
+        </w:rPr>
+      </w:pPr>
+      <w:r>
+        <w:rPr>
+          <w:rFonts w:ascii="Courier New" w:hAnsi="Courier New" w:cs="Courier New"/>
+          <w:color w:val="001E2B"/>
+          <w:sz w:val="19"/>
+          <w:szCs w:val="19"/>
+          <w:shd w:val="clear" w:color="auto" w:fill="F9FBFA"/>
+        </w:rPr>
+        <w:t>db.</w:t>
+      </w:r>
+      <w:r>
+        <w:rPr>
+          <w:rStyle w:val="lg-highlight-property"/>
+          <w:rFonts w:ascii="Courier New" w:hAnsi="Courier New" w:cs="Courier New"/>
+          <w:color w:val="001E2B"/>
+          <w:sz w:val="19"/>
+          <w:szCs w:val="19"/>
+          <w:shd w:val="clear" w:color="auto" w:fill="F9FBFA"/>
+        </w:rPr>
+        <w:t>movies</w:t>
+      </w:r>
+      <w:r>
+        <w:rPr>
+          <w:rFonts w:ascii="Courier New" w:hAnsi="Courier New" w:cs="Courier New"/>
+          <w:color w:val="001E2B"/>
+          <w:sz w:val="19"/>
+          <w:szCs w:val="19"/>
+          <w:shd w:val="clear" w:color="auto" w:fill="F9FBFA"/>
+        </w:rPr>
+        <w:t>.</w:t>
+      </w:r>
+      <w:r>
+        <w:rPr>
+          <w:rStyle w:val="lg-highlight-title"/>
+          <w:rFonts w:ascii="Courier New" w:hAnsi="Courier New" w:cs="Courier New"/>
+          <w:color w:val="016EE9"/>
+          <w:sz w:val="19"/>
+          <w:szCs w:val="19"/>
+          <w:shd w:val="clear" w:color="auto" w:fill="F9FBFA"/>
+        </w:rPr>
+        <w:t>deleteMany</w:t>
+      </w:r>
+      <w:r>
+        <w:rPr>
+          <w:rFonts w:ascii="Courier New" w:hAnsi="Courier New" w:cs="Courier New"/>
+          <w:color w:val="001E2B"/>
+          <w:sz w:val="19"/>
+          <w:szCs w:val="19"/>
+          <w:shd w:val="clear" w:color="auto" w:fill="F9FBFA"/>
+        </w:rPr>
+        <w:t xml:space="preserve">( { </w:t>
+      </w:r>
+      <w:r>
+        <w:rPr>
+          <w:rStyle w:val="lg-highlight-string"/>
+          <w:rFonts w:ascii="Courier New" w:hAnsi="Courier New" w:cs="Courier New"/>
+          <w:b/>
+          <w:bCs/>
+          <w:color w:val="12824D"/>
+          <w:sz w:val="19"/>
+          <w:szCs w:val="19"/>
+          <w:shd w:val="clear" w:color="auto" w:fill="F9FBFA"/>
+        </w:rPr>
+        <w:t>"year"</w:t>
+      </w:r>
+      <w:r>
+        <w:rPr>
+          <w:rFonts w:ascii="Courier New" w:hAnsi="Courier New" w:cs="Courier New"/>
+          <w:color w:val="001E2B"/>
+          <w:sz w:val="19"/>
+          <w:szCs w:val="19"/>
+          <w:shd w:val="clear" w:color="auto" w:fill="F9FBFA"/>
+        </w:rPr>
+        <w:t xml:space="preserve">: { </w:t>
+      </w:r>
+      <w:r>
+        <w:rPr>
+          <w:rStyle w:val="lg-highlight-attr"/>
+          <w:rFonts w:ascii="Courier New" w:hAnsi="Courier New" w:cs="Courier New"/>
+          <w:color w:val="D83713"/>
+          <w:sz w:val="19"/>
+          <w:szCs w:val="19"/>
+          <w:shd w:val="clear" w:color="auto" w:fill="F9FBFA"/>
+        </w:rPr>
+        <w:t>$lt</w:t>
+      </w:r>
+      <w:r>
+        <w:rPr>
+          <w:rFonts w:ascii="Courier New" w:hAnsi="Courier New" w:cs="Courier New"/>
+          <w:color w:val="001E2B"/>
+          <w:sz w:val="19"/>
+          <w:szCs w:val="19"/>
+          <w:shd w:val="clear" w:color="auto" w:fill="F9FBFA"/>
+        </w:rPr>
+        <w:t xml:space="preserve">: </w:t>
+      </w:r>
+      <w:r>
+        <w:rPr>
+          <w:rStyle w:val="lg-highlight-number"/>
+          <w:rFonts w:ascii="Courier New" w:hAnsi="Courier New" w:cs="Courier New"/>
+          <w:color w:val="016EE9"/>
+          <w:sz w:val="19"/>
+          <w:szCs w:val="19"/>
+          <w:shd w:val="clear" w:color="auto" w:fill="F9FBFA"/>
+        </w:rPr>
+        <w:t>1910</w:t>
+      </w:r>
+      <w:r>
+        <w:rPr>
+          <w:rFonts w:ascii="Courier New" w:hAnsi="Courier New" w:cs="Courier New"/>
+          <w:color w:val="001E2B"/>
+          <w:sz w:val="19"/>
+          <w:szCs w:val="19"/>
+          <w:shd w:val="clear" w:color="auto" w:fill="F9FBFA"/>
+        </w:rPr>
+        <w:t xml:space="preserve"> } } )</w:t>
+      </w:r>
+    </w:p>
+    <w:p>
+      <w:pPr>
         <w:spacing w:before="360" w:after="80" w:line="240" w:lineRule="auto"/>
         <w:outlineLvl w:val="1"/>
         <w:rPr>
@@ -13697,16 +13874,19 @@
           <w:sz w:val="24"/>
           <w:szCs w:val="24"/>
         </w:rPr>
+        <w:lastRenderedPageBreak/>
         <w:t xml:space="preserve">Get,insert,update,delete =&gt; </w:t>
       </w:r>
     </w:p>
     <w:p>
       <w:pPr>
         <w:spacing w:after="240" w:line="240" w:lineRule="auto"/>
-        <w:rPr>
-          <w:rFonts w:ascii="Times New Roman" w:eastAsia="Times New Roman" w:hAnsi="Times New Roman" w:cs="Times New Roman"/>
-          <w:sz w:val="24"/>
-          <w:szCs w:val="24"/>
+        <w:jc w:val="center"/>
+        <w:rPr>
+          <w:rFonts w:ascii="Times New Roman" w:eastAsia="Times New Roman" w:hAnsi="Times New Roman" w:cs="Times New Roman"/>
+          <w:b/>
+          <w:sz w:val="40"/>
+          <w:szCs w:val="40"/>
         </w:rPr>
       </w:pPr>
       <w:r>
@@ -13724,6 +13904,15 @@
           <w:szCs w:val="24"/>
         </w:rPr>
         <w:br/>
+      </w:r>
+      <w:r>
+        <w:rPr>
+          <w:rFonts w:ascii="Times New Roman" w:eastAsia="Times New Roman" w:hAnsi="Times New Roman" w:cs="Times New Roman"/>
+          <w:b/>
+          <w:sz w:val="40"/>
+          <w:szCs w:val="40"/>
+        </w:rPr>
+        <w:t>Select all DATA by various formats in project</w:t>
       </w:r>
     </w:p>
     <w:p>
@@ -13747,7 +13936,6 @@
           <w:szCs w:val="48"/>
           <w:shd w:val="clear" w:color="auto" w:fill="FFFFFF"/>
         </w:rPr>
-        <w:lastRenderedPageBreak/>
         <w:t>MongoDB Query Operators</w:t>
       </w:r>
     </w:p>
@@ -13773,34 +13961,6 @@
         </w:rPr>
         <w:t>There are many query operators that can be used to compare and reference document fields.</w:t>
       </w:r>
-    </w:p>
-    <w:p>
-      <w:pPr>
-        <w:shd w:val="clear" w:color="auto" w:fill="FFFFFF"/>
-        <w:spacing w:after="0" w:line="240" w:lineRule="auto"/>
-        <w:outlineLvl w:val="2"/>
-        <w:rPr>
-          <w:rFonts w:ascii="Arial" w:eastAsia="Times New Roman" w:hAnsi="Arial" w:cs="Arial"/>
-          <w:color w:val="181717"/>
-          <w:sz w:val="36"/>
-          <w:szCs w:val="36"/>
-          <w:shd w:val="clear" w:color="auto" w:fill="FFFFFF"/>
-        </w:rPr>
-      </w:pPr>
-    </w:p>
-    <w:p>
-      <w:pPr>
-        <w:shd w:val="clear" w:color="auto" w:fill="FFFFFF"/>
-        <w:spacing w:after="0" w:line="240" w:lineRule="auto"/>
-        <w:outlineLvl w:val="2"/>
-        <w:rPr>
-          <w:rFonts w:ascii="Arial" w:eastAsia="Times New Roman" w:hAnsi="Arial" w:cs="Arial"/>
-          <w:color w:val="181717"/>
-          <w:sz w:val="36"/>
-          <w:szCs w:val="36"/>
-          <w:shd w:val="clear" w:color="auto" w:fill="FFFFFF"/>
-        </w:rPr>
-      </w:pPr>
     </w:p>
     <w:p>
       <w:pPr>
@@ -14179,11 +14339,17 @@
           <w:b/>
           <w:bCs/>
           <w:color w:val="181717"/>
-          <w:sz w:val="32"/>
-          <w:szCs w:val="32"/>
-        </w:rPr>
-      </w:pPr>
-      <w:r>
+          <w:sz w:val="23"/>
+          <w:szCs w:val="23"/>
+        </w:rPr>
+      </w:pPr>
+    </w:p>
+    <w:p>
+      <w:pPr>
+        <w:shd w:val="clear" w:color="auto" w:fill="FFFFFF"/>
+        <w:spacing w:after="220" w:line="240" w:lineRule="auto"/>
+        <w:ind w:left="720"/>
+        <w:textAlignment w:val="baseline"/>
         <w:rPr>
           <w:rFonts w:ascii="Courier New" w:hAnsi="Courier New" w:cs="Courier New"/>
           <w:b/>
@@ -14192,11 +14358,9 @@
           <w:szCs w:val="32"/>
           <w:shd w:val="clear" w:color="auto" w:fill="F9FBFA"/>
         </w:rPr>
-        <w:t>db.</w:t>
-      </w:r>
-      <w:r>
-        <w:rPr>
-          <w:rStyle w:val="lg-highlight-property"/>
+      </w:pPr>
+      <w:r>
+        <w:rPr>
           <w:rFonts w:ascii="Courier New" w:hAnsi="Courier New" w:cs="Courier New"/>
           <w:b/>
           <w:color w:val="001E2B"/>
@@ -14204,10 +14368,11 @@
           <w:szCs w:val="32"/>
           <w:shd w:val="clear" w:color="auto" w:fill="F9FBFA"/>
         </w:rPr>
-        <w:t>inventory</w:t>
-      </w:r>
-      <w:r>
-        <w:rPr>
+        <w:t>db.</w:t>
+      </w:r>
+      <w:r>
+        <w:rPr>
+          <w:rStyle w:val="lg-highlight-property"/>
           <w:rFonts w:ascii="Courier New" w:hAnsi="Courier New" w:cs="Courier New"/>
           <w:b/>
           <w:color w:val="001E2B"/>
@@ -14215,6 +14380,17 @@
           <w:szCs w:val="32"/>
           <w:shd w:val="clear" w:color="auto" w:fill="F9FBFA"/>
         </w:rPr>
+        <w:t>inventory</w:t>
+      </w:r>
+      <w:r>
+        <w:rPr>
+          <w:rFonts w:ascii="Courier New" w:hAnsi="Courier New" w:cs="Courier New"/>
+          <w:b/>
+          <w:color w:val="001E2B"/>
+          <w:sz w:val="32"/>
+          <w:szCs w:val="32"/>
+          <w:shd w:val="clear" w:color="auto" w:fill="F9FBFA"/>
+        </w:rPr>
         <w:t>.</w:t>
       </w:r>
       <w:r>
@@ -14308,6 +14484,65 @@
           <w:shd w:val="clear" w:color="auto" w:fill="F9FBFA"/>
         </w:rPr>
         <w:t xml:space="preserve"> } } )</w:t>
+      </w:r>
+    </w:p>
+    <w:p>
+      <w:pPr>
+        <w:shd w:val="clear" w:color="auto" w:fill="FFFFFF"/>
+        <w:spacing w:after="220" w:line="240" w:lineRule="auto"/>
+        <w:ind w:left="720"/>
+        <w:textAlignment w:val="baseline"/>
+        <w:rPr>
+          <w:rFonts w:ascii="Courier New" w:hAnsi="Courier New" w:cs="Courier New"/>
+          <w:b/>
+          <w:color w:val="001E2B"/>
+          <w:sz w:val="32"/>
+          <w:szCs w:val="32"/>
+          <w:shd w:val="clear" w:color="auto" w:fill="F9FBFA"/>
+        </w:rPr>
+      </w:pPr>
+    </w:p>
+    <w:p>
+      <w:pPr>
+        <w:shd w:val="clear" w:color="auto" w:fill="FFFFFF"/>
+        <w:spacing w:after="220" w:line="240" w:lineRule="auto"/>
+        <w:ind w:left="720"/>
+        <w:textAlignment w:val="baseline"/>
+        <w:rPr>
+          <w:rFonts w:ascii="Courier New" w:hAnsi="Courier New" w:cs="Courier New"/>
+          <w:b/>
+          <w:color w:val="001E2B"/>
+          <w:sz w:val="32"/>
+          <w:szCs w:val="32"/>
+          <w:shd w:val="clear" w:color="auto" w:fill="F9FBFA"/>
+        </w:rPr>
+      </w:pPr>
+    </w:p>
+    <w:p>
+      <w:pPr>
+        <w:shd w:val="clear" w:color="auto" w:fill="FFFFFF"/>
+        <w:spacing w:after="220" w:line="240" w:lineRule="auto"/>
+        <w:ind w:left="720"/>
+        <w:textAlignment w:val="baseline"/>
+        <w:rPr>
+          <w:rFonts w:ascii="Verdana" w:eastAsia="Times New Roman" w:hAnsi="Verdana" w:cs="Times New Roman"/>
+          <w:b/>
+          <w:bCs/>
+          <w:color w:val="181717"/>
+          <w:sz w:val="32"/>
+          <w:szCs w:val="32"/>
+        </w:rPr>
+      </w:pPr>
+      <w:r>
+        <w:rPr>
+          <w:rFonts w:ascii="Courier New" w:hAnsi="Courier New" w:cs="Courier New"/>
+          <w:b/>
+          <w:color w:val="001E2B"/>
+          <w:sz w:val="32"/>
+          <w:szCs w:val="32"/>
+          <w:shd w:val="clear" w:color="auto" w:fill="F9FBFA"/>
+        </w:rPr>
+        <w:t>===========================================</w:t>
       </w:r>
     </w:p>
     <w:p>
@@ -14551,64 +14786,227 @@
         <w:ind w:left="720"/>
         <w:textAlignment w:val="baseline"/>
         <w:rPr>
-          <w:rFonts w:ascii="Verdana" w:eastAsia="Times New Roman" w:hAnsi="Verdana" w:cs="Times New Roman"/>
-          <w:b/>
-          <w:bCs/>
-          <w:color w:val="181717"/>
-          <w:sz w:val="23"/>
-          <w:szCs w:val="23"/>
-        </w:rPr>
-      </w:pPr>
-      <w:r>
-        <w:rPr>
-          <w:rStyle w:val="undefined"/>
-          <w:rFonts w:ascii="Courier New" w:hAnsi="Courier New" w:cs="Courier New"/>
-          <w:b/>
-          <w:sz w:val="19"/>
-          <w:szCs w:val="19"/>
-        </w:rPr>
-        <w:t xml:space="preserve">db.inventory.find( { $and: [ { price: </w:t>
-      </w:r>
-      <w:r>
-        <w:rPr>
-          <w:rStyle w:val="tnfccf"/>
-          <w:rFonts w:ascii="Courier New" w:hAnsi="Courier New" w:cs="Courier New"/>
-          <w:b/>
-          <w:sz w:val="19"/>
-          <w:szCs w:val="19"/>
-        </w:rPr>
-        <w:t>0.99</w:t>
-      </w:r>
-      <w:r>
-        <w:rPr>
-          <w:rStyle w:val="undefined"/>
-          <w:rFonts w:ascii="Courier New" w:hAnsi="Courier New" w:cs="Courier New"/>
-          <w:b/>
-          <w:sz w:val="19"/>
-          <w:szCs w:val="19"/>
-        </w:rPr>
-        <w:t xml:space="preserve"> }, { qty: { $lt: </w:t>
-      </w:r>
-      <w:r>
-        <w:rPr>
-          <w:rStyle w:val="tnfccf"/>
-          <w:rFonts w:ascii="Courier New" w:hAnsi="Courier New" w:cs="Courier New"/>
-          <w:b/>
-          <w:sz w:val="19"/>
-          <w:szCs w:val="19"/>
-        </w:rPr>
-        <w:t>20</w:t>
-      </w:r>
-      <w:r>
-        <w:rPr>
-          <w:rStyle w:val="undefined"/>
-          <w:rFonts w:ascii="Courier New" w:hAnsi="Courier New" w:cs="Courier New"/>
-          <w:b/>
-          <w:sz w:val="19"/>
-          <w:szCs w:val="19"/>
-        </w:rPr>
-        <w:t xml:space="preserve"> } } ] } )</w:t>
-      </w:r>
+          <w:color w:val="001E2B"/>
+          <w:sz w:val="32"/>
+          <w:szCs w:val="32"/>
+          <w:shd w:val="clear" w:color="auto" w:fill="F9FBFA"/>
+        </w:rPr>
+      </w:pPr>
+      <w:r>
+        <w:rPr>
+          <w:color w:val="001E2B"/>
+          <w:sz w:val="32"/>
+          <w:szCs w:val="32"/>
+          <w:shd w:val="clear" w:color="auto" w:fill="F9FBFA"/>
+        </w:rPr>
+        <w:t>db.inventory.find( { $and: [ { price: 0.99 }, { qty: { $lt: 20 } } ] } )</w:t>
+      </w:r>
+    </w:p>
+    <w:p>
+      <w:pPr>
+        <w:shd w:val="clear" w:color="auto" w:fill="FFFFFF"/>
+        <w:spacing w:after="220" w:line="240" w:lineRule="auto"/>
+        <w:ind w:left="720"/>
+        <w:textAlignment w:val="baseline"/>
+        <w:rPr>
+          <w:color w:val="001E2B"/>
+          <w:sz w:val="32"/>
+          <w:szCs w:val="32"/>
+          <w:shd w:val="clear" w:color="auto" w:fill="F9FBFA"/>
+        </w:rPr>
+      </w:pPr>
+      <w:r>
+        <w:rPr>
+          <w:color w:val="001E2B"/>
+          <w:sz w:val="32"/>
+          <w:szCs w:val="32"/>
+          <w:shd w:val="clear" w:color="auto" w:fill="F9FBFA"/>
+        </w:rPr>
+        <w:lastRenderedPageBreak/>
+        <w:t>db.</w:t>
+      </w:r>
+      <w:r>
+        <w:rPr>
+          <w:sz w:val="32"/>
+          <w:szCs w:val="32"/>
+        </w:rPr>
+        <w:t>inventory</w:t>
+      </w:r>
+      <w:r>
+        <w:rPr>
+          <w:color w:val="001E2B"/>
+          <w:sz w:val="32"/>
+          <w:szCs w:val="32"/>
+          <w:shd w:val="clear" w:color="auto" w:fill="F9FBFA"/>
+        </w:rPr>
+        <w:t>.</w:t>
+      </w:r>
+      <w:r>
+        <w:rPr>
+          <w:color w:val="001E2B"/>
+          <w:sz w:val="32"/>
+          <w:szCs w:val="32"/>
+        </w:rPr>
+        <w:t>find</w:t>
+      </w:r>
+      <w:r>
+        <w:rPr>
+          <w:color w:val="001E2B"/>
+          <w:sz w:val="32"/>
+          <w:szCs w:val="32"/>
+          <w:shd w:val="clear" w:color="auto" w:fill="F9FBFA"/>
+        </w:rPr>
+        <w:t xml:space="preserve">( { </w:t>
+      </w:r>
+      <w:r>
+        <w:rPr>
+          <w:color w:val="001E2B"/>
+          <w:sz w:val="32"/>
+          <w:szCs w:val="32"/>
+        </w:rPr>
+        <w:t>$nor</w:t>
+      </w:r>
+      <w:r>
+        <w:rPr>
+          <w:color w:val="001E2B"/>
+          <w:sz w:val="32"/>
+          <w:szCs w:val="32"/>
+          <w:shd w:val="clear" w:color="auto" w:fill="F9FBFA"/>
+        </w:rPr>
+        <w:t xml:space="preserve">: [ { </w:t>
+      </w:r>
+      <w:r>
+        <w:rPr>
+          <w:color w:val="001E2B"/>
+          <w:sz w:val="32"/>
+          <w:szCs w:val="32"/>
+        </w:rPr>
+        <w:t>price</w:t>
+      </w:r>
+      <w:r>
+        <w:rPr>
+          <w:color w:val="001E2B"/>
+          <w:sz w:val="32"/>
+          <w:szCs w:val="32"/>
+          <w:shd w:val="clear" w:color="auto" w:fill="F9FBFA"/>
+        </w:rPr>
+        <w:t xml:space="preserve">: </w:t>
+      </w:r>
+      <w:r>
+        <w:rPr>
+          <w:color w:val="001E2B"/>
+          <w:sz w:val="32"/>
+          <w:szCs w:val="32"/>
+        </w:rPr>
+        <w:t>1.99</w:t>
+      </w:r>
+      <w:r>
+        <w:rPr>
+          <w:color w:val="001E2B"/>
+          <w:sz w:val="32"/>
+          <w:szCs w:val="32"/>
+          <w:shd w:val="clear" w:color="auto" w:fill="F9FBFA"/>
+        </w:rPr>
+        <w:t xml:space="preserve"> }, { </w:t>
+      </w:r>
+      <w:r>
+        <w:rPr>
+          <w:color w:val="001E2B"/>
+          <w:sz w:val="32"/>
+          <w:szCs w:val="32"/>
+        </w:rPr>
+        <w:t>sale</w:t>
+      </w:r>
+      <w:r>
+        <w:rPr>
+          <w:color w:val="001E2B"/>
+          <w:sz w:val="32"/>
+          <w:szCs w:val="32"/>
+          <w:shd w:val="clear" w:color="auto" w:fill="F9FBFA"/>
+        </w:rPr>
+        <w:t xml:space="preserve">: </w:t>
+      </w:r>
+      <w:r>
+        <w:rPr>
+          <w:color w:val="001E2B"/>
+          <w:sz w:val="32"/>
+          <w:szCs w:val="32"/>
+        </w:rPr>
+        <w:t>true</w:t>
+      </w:r>
+      <w:r>
+        <w:rPr>
+          <w:color w:val="001E2B"/>
+          <w:sz w:val="32"/>
+          <w:szCs w:val="32"/>
+          <w:shd w:val="clear" w:color="auto" w:fill="F9FBFA"/>
+        </w:rPr>
+        <w:t xml:space="preserve"> } ]  } )</w:t>
+      </w:r>
+    </w:p>
+    <w:p>
+      <w:pPr>
+        <w:shd w:val="clear" w:color="auto" w:fill="FFFFFF"/>
+        <w:spacing w:after="220" w:line="240" w:lineRule="auto"/>
+        <w:ind w:left="720"/>
+        <w:textAlignment w:val="baseline"/>
+        <w:rPr>
+          <w:color w:val="001E2B"/>
+          <w:sz w:val="32"/>
+          <w:szCs w:val="32"/>
+          <w:shd w:val="clear" w:color="auto" w:fill="F9FBFA"/>
+        </w:rPr>
+      </w:pPr>
+      <w:r>
+        <w:rPr>
+          <w:color w:val="001E2B"/>
+          <w:sz w:val="32"/>
+          <w:szCs w:val="32"/>
+          <w:shd w:val="clear" w:color="auto" w:fill="F9FBFA"/>
+        </w:rPr>
+        <w:t>db.inventory.find( { $</w:t>
+      </w:r>
+      <w:r>
+        <w:rPr>
+          <w:color w:val="001E2B"/>
+          <w:sz w:val="32"/>
+          <w:szCs w:val="32"/>
+          <w:shd w:val="clear" w:color="auto" w:fill="F9FBFA"/>
+        </w:rPr>
+        <w:t>not</w:t>
+      </w:r>
+      <w:r>
+        <w:rPr>
+          <w:color w:val="001E2B"/>
+          <w:sz w:val="32"/>
+          <w:szCs w:val="32"/>
+          <w:shd w:val="clear" w:color="auto" w:fill="F9FBFA"/>
+        </w:rPr>
+        <w:t xml:space="preserve">: </w:t>
+      </w:r>
+      <w:r>
+        <w:rPr>
+          <w:color w:val="001E2B"/>
+          <w:sz w:val="32"/>
+          <w:szCs w:val="32"/>
+          <w:shd w:val="clear" w:color="auto" w:fill="F9FBFA"/>
+        </w:rPr>
+        <w:t>{ price: 0.99 } ] } )</w:t>
+      </w:r>
+    </w:p>
+    <w:p>
+      <w:pPr>
+        <w:shd w:val="clear" w:color="auto" w:fill="FFFFFF"/>
+        <w:spacing w:after="220" w:line="240" w:lineRule="auto"/>
+        <w:ind w:left="720"/>
+        <w:textAlignment w:val="baseline"/>
+        <w:rPr>
+          <w:color w:val="001E2B"/>
+          <w:sz w:val="32"/>
+          <w:szCs w:val="32"/>
+          <w:shd w:val="clear" w:color="auto" w:fill="F9FBFA"/>
+        </w:rPr>
+      </w:pPr>
     </w:p>
     <w:p>
       <w:pPr>
@@ -14788,6 +15186,22 @@
     </w:p>
     <w:p>
       <w:pPr>
+        <w:shd w:val="clear" w:color="auto" w:fill="FFFFFF"/>
+        <w:spacing w:after="220" w:line="240" w:lineRule="auto"/>
+        <w:ind w:left="720"/>
+        <w:textAlignment w:val="baseline"/>
+        <w:rPr>
+          <w:rFonts w:ascii="Verdana" w:eastAsia="Times New Roman" w:hAnsi="Verdana" w:cs="Times New Roman"/>
+          <w:b/>
+          <w:bCs/>
+          <w:color w:val="181717"/>
+          <w:sz w:val="23"/>
+          <w:szCs w:val="23"/>
+        </w:rPr>
+      </w:pPr>
+    </w:p>
+    <w:p>
+      <w:pPr>
         <w:spacing w:after="240" w:line="240" w:lineRule="auto"/>
         <w:rPr>
           <w:rStyle w:val="undefined"/>
@@ -14841,7 +15255,6 @@
           <w:rStyle w:val="Strong"/>
           <w:rFonts w:ascii="Arial" w:hAnsi="Arial" w:cs="Arial"/>
         </w:rPr>
-        <w:lastRenderedPageBreak/>
         <w:t>Starts with</w:t>
       </w:r>
       <w:r>
@@ -15056,6 +15469,142 @@
       </w:r>
       <w:r>
         <w:t>Matches "Charlie", "Mark"</w:t>
+      </w:r>
+    </w:p>
+    <w:p>
+      <w:pPr>
+        <w:spacing w:after="240" w:line="240" w:lineRule="auto"/>
+      </w:pPr>
+    </w:p>
+    <w:p>
+      <w:pPr>
+        <w:spacing w:after="240" w:line="240" w:lineRule="auto"/>
+        <w:rPr>
+          <w:rStyle w:val="undefined"/>
+          <w:rFonts w:ascii="Courier New" w:hAnsi="Courier New" w:cs="Courier New"/>
+          <w:b/>
+        </w:rPr>
+      </w:pPr>
+      <w:r>
+        <w:rPr>
+          <w:rStyle w:val="undefined"/>
+          <w:rFonts w:ascii="Courier New" w:hAnsi="Courier New" w:cs="Courier New"/>
+          <w:b/>
+        </w:rPr>
+        <w:t xml:space="preserve">db.products.find({ name: { $regex: </w:t>
+      </w:r>
+      <w:r>
+        <w:rPr>
+          <w:rStyle w:val="cs0cqb"/>
+          <w:rFonts w:ascii="Courier New" w:hAnsi="Courier New" w:cs="Courier New"/>
+          <w:b/>
+        </w:rPr>
+        <w:t>"apple"</w:t>
+      </w:r>
+      <w:r>
+        <w:rPr>
+          <w:rStyle w:val="undefined"/>
+          <w:rFonts w:ascii="Courier New" w:hAnsi="Courier New" w:cs="Courier New"/>
+          <w:b/>
+        </w:rPr>
+        <w:t xml:space="preserve">, $options: </w:t>
+      </w:r>
+      <w:r>
+        <w:rPr>
+          <w:rStyle w:val="cs0cqb"/>
+          <w:rFonts w:ascii="Courier New" w:hAnsi="Courier New" w:cs="Courier New"/>
+          <w:b/>
+        </w:rPr>
+        <w:t>"i"</w:t>
+      </w:r>
+      <w:r>
+        <w:rPr>
+          <w:rStyle w:val="undefined"/>
+          <w:rFonts w:ascii="Courier New" w:hAnsi="Courier New" w:cs="Courier New"/>
+          <w:b/>
+        </w:rPr>
+        <w:t xml:space="preserve"> } })</w:t>
+      </w:r>
+      <w:r>
+        <w:rPr>
+          <w:rStyle w:val="undefined"/>
+          <w:rFonts w:ascii="Courier New" w:hAnsi="Courier New" w:cs="Courier New"/>
+          <w:b/>
+        </w:rPr>
+        <w:t xml:space="preserve"> anywher</w:t>
+      </w:r>
+    </w:p>
+    <w:p>
+      <w:pPr>
+        <w:spacing w:after="240" w:line="240" w:lineRule="auto"/>
+        <w:rPr>
+          <w:rStyle w:val="undefined"/>
+          <w:rFonts w:ascii="Courier New" w:hAnsi="Courier New" w:cs="Courier New"/>
+          <w:sz w:val="18"/>
+          <w:szCs w:val="18"/>
+        </w:rPr>
+      </w:pPr>
+      <w:r>
+        <w:rPr>
+          <w:rStyle w:val="undefined"/>
+          <w:rFonts w:ascii="Courier New" w:hAnsi="Courier New" w:cs="Courier New"/>
+          <w:sz w:val="18"/>
+          <w:szCs w:val="18"/>
+        </w:rPr>
+        <w:t xml:space="preserve">db.products.find({ name: { $regex: </w:t>
+      </w:r>
+      <w:r>
+        <w:rPr>
+          <w:rStyle w:val="cs0cqb"/>
+          <w:rFonts w:ascii="Courier New" w:hAnsi="Courier New" w:cs="Courier New"/>
+          <w:sz w:val="18"/>
+          <w:szCs w:val="18"/>
+        </w:rPr>
+        <w:t>"^Apple"</w:t>
+      </w:r>
+      <w:r>
+        <w:rPr>
+          <w:rStyle w:val="undefined"/>
+          <w:rFonts w:ascii="Courier New" w:hAnsi="Courier New" w:cs="Courier New"/>
+          <w:sz w:val="18"/>
+          <w:szCs w:val="18"/>
+        </w:rPr>
+        <w:t xml:space="preserve"> } })  start</w:t>
+      </w:r>
+    </w:p>
+    <w:p>
+      <w:pPr>
+        <w:spacing w:after="240" w:line="240" w:lineRule="auto"/>
+        <w:rPr>
+          <w:b/>
+        </w:rPr>
+      </w:pPr>
+      <w:r>
+        <w:rPr>
+          <w:rStyle w:val="undefined"/>
+          <w:rFonts w:ascii="Courier New" w:hAnsi="Courier New" w:cs="Courier New"/>
+          <w:sz w:val="18"/>
+          <w:szCs w:val="18"/>
+        </w:rPr>
+        <w:t xml:space="preserve">db.products.find({ name: { $regex: </w:t>
+      </w:r>
+      <w:r>
+        <w:rPr>
+          <w:rStyle w:val="cs0cqb"/>
+          <w:rFonts w:ascii="Courier New" w:hAnsi="Courier New" w:cs="Courier New"/>
+          <w:sz w:val="18"/>
+          <w:szCs w:val="18"/>
+        </w:rPr>
+        <w:t>"juice$"</w:t>
+      </w:r>
+      <w:r>
+        <w:rPr>
+          <w:rStyle w:val="undefined"/>
+          <w:rFonts w:ascii="Courier New" w:hAnsi="Courier New" w:cs="Courier New"/>
+          <w:sz w:val="18"/>
+          <w:szCs w:val="18"/>
+        </w:rPr>
+        <w:t xml:space="preserve"> } })  end</w:t>
       </w:r>
     </w:p>
     <w:p>
@@ -15904,6 +16453,17 @@
           <w:szCs w:val="23"/>
         </w:rPr>
       </w:pPr>
+      <w:r>
+        <w:rPr>
+          <w:rFonts w:ascii="Verdana" w:eastAsia="Times New Roman" w:hAnsi="Verdana" w:cs="Times New Roman"/>
+          <w:b/>
+          <w:bCs/>
+          <w:color w:val="181717"/>
+          <w:sz w:val="23"/>
+          <w:szCs w:val="23"/>
+        </w:rPr>
+        <w:t>===========================================</w:t>
+      </w:r>
     </w:p>
     <w:p>
       <w:pPr>
@@ -16719,7 +17279,6 @@
           <w:szCs w:val="24"/>
           <w:shd w:val="clear" w:color="auto" w:fill="FFFFFF"/>
         </w:rPr>
-        <w:lastRenderedPageBreak/>
         <w:t>$inc</w:t>
       </w:r>
       <w:r>
@@ -16777,6 +17336,85 @@
         </w:rPr>
         <w:t>: Renames the field</w:t>
       </w:r>
+    </w:p>
+    <w:p>
+      <w:pPr>
+        <w:shd w:val="clear" w:color="auto" w:fill="FFFFFF"/>
+        <w:spacing w:after="0" w:line="240" w:lineRule="auto"/>
+        <w:ind w:left="720"/>
+        <w:textAlignment w:val="baseline"/>
+        <w:rPr>
+          <w:rFonts w:ascii="Courier New" w:eastAsia="Times New Roman" w:hAnsi="Courier New" w:cs="Courier New"/>
+          <w:b/>
+          <w:bCs/>
+          <w:color w:val="DC143C"/>
+          <w:sz w:val="24"/>
+          <w:szCs w:val="24"/>
+          <w:shd w:val="clear" w:color="auto" w:fill="FFFFFF"/>
+        </w:rPr>
+      </w:pPr>
+    </w:p>
+    <w:p>
+      <w:pPr>
+        <w:shd w:val="clear" w:color="auto" w:fill="FFFFFF"/>
+        <w:spacing w:after="0" w:line="240" w:lineRule="auto"/>
+        <w:ind w:left="720"/>
+        <w:textAlignment w:val="baseline"/>
+        <w:rPr>
+          <w:rFonts w:ascii="Courier New" w:hAnsi="Courier New" w:cs="Courier New"/>
+          <w:color w:val="001E2B"/>
+          <w:sz w:val="19"/>
+          <w:szCs w:val="19"/>
+          <w:shd w:val="clear" w:color="auto" w:fill="F9FBFA"/>
+        </w:rPr>
+      </w:pPr>
+      <w:r>
+        <w:rPr>
+          <w:rFonts w:ascii="Courier New" w:hAnsi="Courier New" w:cs="Courier New"/>
+          <w:color w:val="001E2B"/>
+          <w:sz w:val="19"/>
+          <w:szCs w:val="19"/>
+          <w:shd w:val="clear" w:color="auto" w:fill="F9FBFA"/>
+        </w:rPr>
+        <w:t xml:space="preserve">{ </w:t>
+      </w:r>
+      <w:r>
+        <w:rPr>
+          <w:rStyle w:val="lg-highlight-attr"/>
+          <w:rFonts w:ascii="Courier New" w:hAnsi="Courier New" w:cs="Courier New"/>
+          <w:color w:val="D83713"/>
+          <w:sz w:val="19"/>
+          <w:szCs w:val="19"/>
+          <w:shd w:val="clear" w:color="auto" w:fill="F9FBFA"/>
+        </w:rPr>
+        <w:t>$rename</w:t>
+      </w:r>
+      <w:r>
+        <w:rPr>
+          <w:rFonts w:ascii="Courier New" w:hAnsi="Courier New" w:cs="Courier New"/>
+          <w:color w:val="001E2B"/>
+          <w:sz w:val="19"/>
+          <w:szCs w:val="19"/>
+          <w:shd w:val="clear" w:color="auto" w:fill="F9FBFA"/>
+        </w:rPr>
+        <w:t>: { &lt;field1&gt;: &lt;newName1&gt;, &lt;field2&gt;: &lt;newName2&gt;, ... } }</w:t>
+      </w:r>
+    </w:p>
+    <w:p>
+      <w:pPr>
+        <w:shd w:val="clear" w:color="auto" w:fill="FFFFFF"/>
+        <w:spacing w:after="0" w:line="240" w:lineRule="auto"/>
+        <w:ind w:left="720"/>
+        <w:textAlignment w:val="baseline"/>
+        <w:rPr>
+          <w:rFonts w:ascii="Verdana" w:eastAsia="Times New Roman" w:hAnsi="Verdana" w:cs="Times New Roman"/>
+          <w:b/>
+          <w:bCs/>
+          <w:color w:val="181717"/>
+          <w:sz w:val="23"/>
+          <w:szCs w:val="23"/>
+        </w:rPr>
+      </w:pPr>
     </w:p>
     <w:p>
       <w:pPr>
@@ -16848,6 +17486,16 @@
           <w:shd w:val="clear" w:color="auto" w:fill="FFFFFF"/>
         </w:rPr>
       </w:pPr>
+      <w:r>
+        <w:rPr>
+          <w:rFonts w:ascii="Arial" w:eastAsia="Times New Roman" w:hAnsi="Arial" w:cs="Arial"/>
+          <w:color w:val="181717"/>
+          <w:sz w:val="36"/>
+          <w:szCs w:val="36"/>
+          <w:shd w:val="clear" w:color="auto" w:fill="FFFFFF"/>
+        </w:rPr>
+        <w:t>============================================</w:t>
+      </w:r>
     </w:p>
     <w:p>
       <w:pPr>
@@ -17114,6 +17762,7 @@
           <w:szCs w:val="20"/>
           <w:shd w:val="clear" w:color="auto" w:fill="F9FBFA"/>
         </w:rPr>
+        <w:lastRenderedPageBreak/>
         <w:t>db.</w:t>
       </w:r>
       <w:r>
@@ -17782,6 +18431,3217 @@
       </w:tr>
     </w:tbl>
     <w:p/>
+    <w:p/>
+    <w:p>
+      <w:pPr>
+        <w:pStyle w:val="Heading1"/>
+        <w:spacing w:before="125" w:after="125"/>
+        <w:rPr>
+          <w:rFonts w:ascii="Segoe UI" w:hAnsi="Segoe UI" w:cs="Segoe UI"/>
+          <w:b w:val="0"/>
+          <w:bCs w:val="0"/>
+          <w:color w:val="000000"/>
+          <w:sz w:val="53"/>
+          <w:szCs w:val="53"/>
+        </w:rPr>
+      </w:pPr>
+      <w:r>
+        <w:rPr>
+          <w:rFonts w:ascii="Segoe UI" w:hAnsi="Segoe UI" w:cs="Segoe UI"/>
+          <w:b w:val="0"/>
+          <w:bCs w:val="0"/>
+          <w:color w:val="000000"/>
+          <w:sz w:val="53"/>
+          <w:szCs w:val="53"/>
+        </w:rPr>
+        <w:t>MongoDB Aggregation Pipelines</w:t>
+      </w:r>
+    </w:p>
+    <w:p>
+      <w:pPr>
+        <w:pStyle w:val="NormalWeb"/>
+        <w:spacing w:before="288" w:beforeAutospacing="0" w:after="288" w:afterAutospacing="0"/>
+        <w:rPr>
+          <w:rFonts w:ascii="Segoe UI" w:hAnsi="Segoe UI" w:cs="Segoe UI"/>
+          <w:color w:val="000000"/>
+          <w:sz w:val="20"/>
+          <w:szCs w:val="20"/>
+        </w:rPr>
+      </w:pPr>
+      <w:r>
+        <w:rPr>
+          <w:rFonts w:ascii="Segoe UI" w:hAnsi="Segoe UI" w:cs="Segoe UI"/>
+          <w:color w:val="000000"/>
+          <w:sz w:val="20"/>
+          <w:szCs w:val="20"/>
+        </w:rPr>
+        <w:t>Aggregation operations allow you to group, sort, perform calculations, analyze data, and much more.</w:t>
+      </w:r>
+    </w:p>
+    <w:p>
+      <w:pPr>
+        <w:pStyle w:val="NormalWeb"/>
+        <w:spacing w:before="288" w:beforeAutospacing="0" w:after="288" w:afterAutospacing="0"/>
+        <w:rPr>
+          <w:rFonts w:ascii="Segoe UI" w:hAnsi="Segoe UI" w:cs="Segoe UI"/>
+          <w:color w:val="000000"/>
+          <w:sz w:val="20"/>
+          <w:szCs w:val="20"/>
+        </w:rPr>
+      </w:pPr>
+      <w:r>
+        <w:rPr>
+          <w:rFonts w:ascii="Segoe UI" w:hAnsi="Segoe UI" w:cs="Segoe UI"/>
+          <w:color w:val="000000"/>
+          <w:sz w:val="20"/>
+          <w:szCs w:val="20"/>
+        </w:rPr>
+        <w:t>Aggregation pipelines can have one or more "stages". The order of these stages are important. Each stage acts upon the results of the previous stage.</w:t>
+      </w:r>
+    </w:p>
+    <w:p/>
+    <w:p>
+      <w:pPr>
+        <w:spacing w:before="125" w:after="125" w:line="240" w:lineRule="auto"/>
+        <w:outlineLvl w:val="1"/>
+        <w:rPr>
+          <w:rFonts w:ascii="Segoe UI" w:eastAsia="Times New Roman" w:hAnsi="Segoe UI" w:cs="Segoe UI"/>
+          <w:color w:val="000000"/>
+          <w:sz w:val="40"/>
+          <w:szCs w:val="40"/>
+        </w:rPr>
+      </w:pPr>
+      <w:r>
+        <w:rPr>
+          <w:rFonts w:ascii="Segoe UI" w:eastAsia="Times New Roman" w:hAnsi="Segoe UI" w:cs="Segoe UI"/>
+          <w:color w:val="000000"/>
+          <w:sz w:val="40"/>
+          <w:szCs w:val="40"/>
+        </w:rPr>
+        <w:t> </w:t>
+      </w:r>
+      <w:r>
+        <w:rPr>
+          <w:rFonts w:ascii="Consolas" w:eastAsia="Times New Roman" w:hAnsi="Consolas" w:cs="Courier New"/>
+          <w:color w:val="DC143C"/>
+          <w:sz w:val="40"/>
+        </w:rPr>
+        <w:t>$group</w:t>
+      </w:r>
+    </w:p>
+    <w:p>
+      <w:pPr>
+        <w:spacing w:before="288" w:after="288" w:line="240" w:lineRule="auto"/>
+        <w:rPr>
+          <w:rFonts w:ascii="Segoe UI" w:eastAsia="Times New Roman" w:hAnsi="Segoe UI" w:cs="Segoe UI"/>
+          <w:color w:val="000000"/>
+          <w:sz w:val="20"/>
+          <w:szCs w:val="20"/>
+        </w:rPr>
+      </w:pPr>
+      <w:r>
+        <w:rPr>
+          <w:rFonts w:ascii="Segoe UI" w:eastAsia="Times New Roman" w:hAnsi="Segoe UI" w:cs="Segoe UI"/>
+          <w:color w:val="000000"/>
+          <w:sz w:val="20"/>
+          <w:szCs w:val="20"/>
+        </w:rPr>
+        <w:t>This aggregation stage groups documents by the unique </w:t>
+      </w:r>
+      <w:r>
+        <w:rPr>
+          <w:rFonts w:ascii="Consolas" w:eastAsia="Times New Roman" w:hAnsi="Consolas" w:cs="Courier New"/>
+          <w:color w:val="DC143C"/>
+          <w:sz w:val="20"/>
+        </w:rPr>
+        <w:t>_id</w:t>
+      </w:r>
+      <w:r>
+        <w:rPr>
+          <w:rFonts w:ascii="Segoe UI" w:eastAsia="Times New Roman" w:hAnsi="Segoe UI" w:cs="Segoe UI"/>
+          <w:color w:val="000000"/>
+          <w:sz w:val="20"/>
+          <w:szCs w:val="20"/>
+        </w:rPr>
+        <w:t> expression provided.</w:t>
+      </w:r>
+    </w:p>
+    <w:p>
+      <w:pPr>
+        <w:pBdr>
+          <w:left w:val="single" w:sz="18" w:space="12" w:color="04AA6D"/>
+        </w:pBdr>
+        <w:tabs>
+          <w:tab w:val="left" w:pos="916"/>
+          <w:tab w:val="left" w:pos="1832"/>
+          <w:tab w:val="left" w:pos="2748"/>
+          <w:tab w:val="left" w:pos="3664"/>
+          <w:tab w:val="left" w:pos="4580"/>
+          <w:tab w:val="left" w:pos="5496"/>
+          <w:tab w:val="left" w:pos="6412"/>
+          <w:tab w:val="left" w:pos="7328"/>
+          <w:tab w:val="left" w:pos="8244"/>
+          <w:tab w:val="left" w:pos="9160"/>
+          <w:tab w:val="left" w:pos="10076"/>
+          <w:tab w:val="left" w:pos="10992"/>
+          <w:tab w:val="left" w:pos="11908"/>
+          <w:tab w:val="left" w:pos="12824"/>
+          <w:tab w:val="left" w:pos="13740"/>
+          <w:tab w:val="left" w:pos="14656"/>
+        </w:tabs>
+        <w:spacing w:before="240" w:after="240" w:line="240" w:lineRule="auto"/>
+        <w:rPr>
+          <w:rFonts w:ascii="Consolas" w:eastAsia="Times New Roman" w:hAnsi="Consolas" w:cs="Courier New"/>
+          <w:color w:val="000000"/>
+          <w:sz w:val="20"/>
+        </w:rPr>
+      </w:pPr>
+      <w:r>
+        <w:rPr>
+          <w:rFonts w:ascii="Consolas" w:eastAsia="Times New Roman" w:hAnsi="Consolas" w:cs="Courier New"/>
+          <w:color w:val="000000"/>
+          <w:sz w:val="20"/>
+        </w:rPr>
+        <w:t>db</w:t>
+      </w:r>
+      <w:r>
+        <w:rPr>
+          <w:rFonts w:ascii="Consolas" w:eastAsia="Times New Roman" w:hAnsi="Consolas" w:cs="Courier New"/>
+          <w:color w:val="999999"/>
+          <w:sz w:val="20"/>
+          <w:szCs w:val="20"/>
+        </w:rPr>
+        <w:t>.</w:t>
+      </w:r>
+      <w:r>
+        <w:rPr>
+          <w:rFonts w:ascii="Consolas" w:eastAsia="Times New Roman" w:hAnsi="Consolas" w:cs="Courier New"/>
+          <w:color w:val="000000"/>
+          <w:sz w:val="20"/>
+        </w:rPr>
+        <w:t>listingsAndReviews</w:t>
+      </w:r>
+      <w:r>
+        <w:rPr>
+          <w:rFonts w:ascii="Consolas" w:eastAsia="Times New Roman" w:hAnsi="Consolas" w:cs="Courier New"/>
+          <w:color w:val="999999"/>
+          <w:sz w:val="20"/>
+          <w:szCs w:val="20"/>
+        </w:rPr>
+        <w:t>.</w:t>
+      </w:r>
+      <w:r>
+        <w:rPr>
+          <w:rFonts w:ascii="Consolas" w:eastAsia="Times New Roman" w:hAnsi="Consolas" w:cs="Courier New"/>
+          <w:color w:val="DD4A68"/>
+          <w:sz w:val="20"/>
+          <w:szCs w:val="20"/>
+        </w:rPr>
+        <w:t>aggregate</w:t>
+      </w:r>
+      <w:r>
+        <w:rPr>
+          <w:rFonts w:ascii="Consolas" w:eastAsia="Times New Roman" w:hAnsi="Consolas" w:cs="Courier New"/>
+          <w:color w:val="999999"/>
+          <w:sz w:val="20"/>
+          <w:szCs w:val="20"/>
+        </w:rPr>
+        <w:t>(</w:t>
+      </w:r>
+    </w:p>
+    <w:p>
+      <w:pPr>
+        <w:pBdr>
+          <w:left w:val="single" w:sz="18" w:space="12" w:color="04AA6D"/>
+        </w:pBdr>
+        <w:tabs>
+          <w:tab w:val="left" w:pos="916"/>
+          <w:tab w:val="left" w:pos="1832"/>
+          <w:tab w:val="left" w:pos="2748"/>
+          <w:tab w:val="left" w:pos="3664"/>
+          <w:tab w:val="left" w:pos="4580"/>
+          <w:tab w:val="left" w:pos="5496"/>
+          <w:tab w:val="left" w:pos="6412"/>
+          <w:tab w:val="left" w:pos="7328"/>
+          <w:tab w:val="left" w:pos="8244"/>
+          <w:tab w:val="left" w:pos="9160"/>
+          <w:tab w:val="left" w:pos="10076"/>
+          <w:tab w:val="left" w:pos="10992"/>
+          <w:tab w:val="left" w:pos="11908"/>
+          <w:tab w:val="left" w:pos="12824"/>
+          <w:tab w:val="left" w:pos="13740"/>
+          <w:tab w:val="left" w:pos="14656"/>
+        </w:tabs>
+        <w:spacing w:before="240" w:after="240" w:line="240" w:lineRule="auto"/>
+        <w:rPr>
+          <w:rFonts w:ascii="Consolas" w:eastAsia="Times New Roman" w:hAnsi="Consolas" w:cs="Courier New"/>
+          <w:color w:val="000000"/>
+          <w:sz w:val="20"/>
+        </w:rPr>
+      </w:pPr>
+      <w:r>
+        <w:rPr>
+          <w:rFonts w:ascii="Consolas" w:eastAsia="Times New Roman" w:hAnsi="Consolas" w:cs="Courier New"/>
+          <w:color w:val="000000"/>
+          <w:sz w:val="20"/>
+        </w:rPr>
+        <w:t xml:space="preserve">    </w:t>
+      </w:r>
+      <w:r>
+        <w:rPr>
+          <w:rFonts w:ascii="Consolas" w:eastAsia="Times New Roman" w:hAnsi="Consolas" w:cs="Courier New"/>
+          <w:color w:val="999999"/>
+          <w:sz w:val="20"/>
+          <w:szCs w:val="20"/>
+        </w:rPr>
+        <w:t>[</w:t>
+      </w:r>
+      <w:r>
+        <w:rPr>
+          <w:rFonts w:ascii="Consolas" w:eastAsia="Times New Roman" w:hAnsi="Consolas" w:cs="Courier New"/>
+          <w:color w:val="000000"/>
+          <w:sz w:val="20"/>
+        </w:rPr>
+        <w:t xml:space="preserve"> </w:t>
+      </w:r>
+      <w:r>
+        <w:rPr>
+          <w:rFonts w:ascii="Consolas" w:eastAsia="Times New Roman" w:hAnsi="Consolas" w:cs="Courier New"/>
+          <w:color w:val="999999"/>
+          <w:sz w:val="20"/>
+          <w:szCs w:val="20"/>
+        </w:rPr>
+        <w:t>{</w:t>
+      </w:r>
+      <w:r>
+        <w:rPr>
+          <w:rFonts w:ascii="Consolas" w:eastAsia="Times New Roman" w:hAnsi="Consolas" w:cs="Courier New"/>
+          <w:color w:val="000000"/>
+          <w:sz w:val="20"/>
+        </w:rPr>
+        <w:t xml:space="preserve"> </w:t>
+      </w:r>
+      <w:r>
+        <w:rPr>
+          <w:rFonts w:ascii="Consolas" w:eastAsia="Times New Roman" w:hAnsi="Consolas" w:cs="Courier New"/>
+          <w:color w:val="990055"/>
+          <w:sz w:val="20"/>
+          <w:szCs w:val="20"/>
+        </w:rPr>
+        <w:t>$group</w:t>
+      </w:r>
+      <w:r>
+        <w:rPr>
+          <w:rFonts w:ascii="Consolas" w:eastAsia="Times New Roman" w:hAnsi="Consolas" w:cs="Courier New"/>
+          <w:color w:val="000000"/>
+          <w:sz w:val="20"/>
+        </w:rPr>
+        <w:t xml:space="preserve"> </w:t>
+      </w:r>
+      <w:r>
+        <w:rPr>
+          <w:rFonts w:ascii="Consolas" w:eastAsia="Times New Roman" w:hAnsi="Consolas" w:cs="Courier New"/>
+          <w:color w:val="9A6E3A"/>
+          <w:sz w:val="20"/>
+          <w:szCs w:val="20"/>
+        </w:rPr>
+        <w:t>:</w:t>
+      </w:r>
+      <w:r>
+        <w:rPr>
+          <w:rFonts w:ascii="Consolas" w:eastAsia="Times New Roman" w:hAnsi="Consolas" w:cs="Courier New"/>
+          <w:color w:val="000000"/>
+          <w:sz w:val="20"/>
+        </w:rPr>
+        <w:t xml:space="preserve"> </w:t>
+      </w:r>
+      <w:r>
+        <w:rPr>
+          <w:rFonts w:ascii="Consolas" w:eastAsia="Times New Roman" w:hAnsi="Consolas" w:cs="Courier New"/>
+          <w:color w:val="999999"/>
+          <w:sz w:val="20"/>
+          <w:szCs w:val="20"/>
+        </w:rPr>
+        <w:t>{</w:t>
+      </w:r>
+      <w:r>
+        <w:rPr>
+          <w:rFonts w:ascii="Consolas" w:eastAsia="Times New Roman" w:hAnsi="Consolas" w:cs="Courier New"/>
+          <w:color w:val="000000"/>
+          <w:sz w:val="20"/>
+        </w:rPr>
+        <w:t xml:space="preserve"> </w:t>
+      </w:r>
+      <w:r>
+        <w:rPr>
+          <w:rFonts w:ascii="Consolas" w:eastAsia="Times New Roman" w:hAnsi="Consolas" w:cs="Courier New"/>
+          <w:color w:val="990055"/>
+          <w:sz w:val="20"/>
+          <w:szCs w:val="20"/>
+        </w:rPr>
+        <w:t>_id</w:t>
+      </w:r>
+      <w:r>
+        <w:rPr>
+          <w:rFonts w:ascii="Consolas" w:eastAsia="Times New Roman" w:hAnsi="Consolas" w:cs="Courier New"/>
+          <w:color w:val="000000"/>
+          <w:sz w:val="20"/>
+        </w:rPr>
+        <w:t xml:space="preserve"> </w:t>
+      </w:r>
+      <w:r>
+        <w:rPr>
+          <w:rFonts w:ascii="Consolas" w:eastAsia="Times New Roman" w:hAnsi="Consolas" w:cs="Courier New"/>
+          <w:color w:val="9A6E3A"/>
+          <w:sz w:val="20"/>
+          <w:szCs w:val="20"/>
+        </w:rPr>
+        <w:t>:</w:t>
+      </w:r>
+      <w:r>
+        <w:rPr>
+          <w:rFonts w:ascii="Consolas" w:eastAsia="Times New Roman" w:hAnsi="Consolas" w:cs="Courier New"/>
+          <w:color w:val="000000"/>
+          <w:sz w:val="20"/>
+        </w:rPr>
+        <w:t xml:space="preserve"> </w:t>
+      </w:r>
+      <w:r>
+        <w:rPr>
+          <w:rFonts w:ascii="Consolas" w:eastAsia="Times New Roman" w:hAnsi="Consolas" w:cs="Courier New"/>
+          <w:color w:val="669900"/>
+          <w:sz w:val="20"/>
+          <w:szCs w:val="20"/>
+        </w:rPr>
+        <w:t>"$property_type"</w:t>
+      </w:r>
+      <w:r>
+        <w:rPr>
+          <w:rFonts w:ascii="Consolas" w:eastAsia="Times New Roman" w:hAnsi="Consolas" w:cs="Courier New"/>
+          <w:color w:val="000000"/>
+          <w:sz w:val="20"/>
+        </w:rPr>
+        <w:t xml:space="preserve"> </w:t>
+      </w:r>
+      <w:r>
+        <w:rPr>
+          <w:rFonts w:ascii="Consolas" w:eastAsia="Times New Roman" w:hAnsi="Consolas" w:cs="Courier New"/>
+          <w:color w:val="999999"/>
+          <w:sz w:val="20"/>
+          <w:szCs w:val="20"/>
+        </w:rPr>
+        <w:t>}</w:t>
+      </w:r>
+      <w:r>
+        <w:rPr>
+          <w:rFonts w:ascii="Consolas" w:eastAsia="Times New Roman" w:hAnsi="Consolas" w:cs="Courier New"/>
+          <w:color w:val="000000"/>
+          <w:sz w:val="20"/>
+        </w:rPr>
+        <w:t xml:space="preserve"> </w:t>
+      </w:r>
+      <w:r>
+        <w:rPr>
+          <w:rFonts w:ascii="Consolas" w:eastAsia="Times New Roman" w:hAnsi="Consolas" w:cs="Courier New"/>
+          <w:color w:val="999999"/>
+          <w:sz w:val="20"/>
+          <w:szCs w:val="20"/>
+        </w:rPr>
+        <w:t>}</w:t>
+      </w:r>
+      <w:r>
+        <w:rPr>
+          <w:rFonts w:ascii="Consolas" w:eastAsia="Times New Roman" w:hAnsi="Consolas" w:cs="Courier New"/>
+          <w:color w:val="000000"/>
+          <w:sz w:val="20"/>
+        </w:rPr>
+        <w:t xml:space="preserve"> </w:t>
+      </w:r>
+      <w:r>
+        <w:rPr>
+          <w:rFonts w:ascii="Consolas" w:eastAsia="Times New Roman" w:hAnsi="Consolas" w:cs="Courier New"/>
+          <w:color w:val="999999"/>
+          <w:sz w:val="20"/>
+          <w:szCs w:val="20"/>
+        </w:rPr>
+        <w:t>]</w:t>
+      </w:r>
+    </w:p>
+    <w:p>
+      <w:pPr>
+        <w:pBdr>
+          <w:left w:val="single" w:sz="18" w:space="12" w:color="04AA6D"/>
+        </w:pBdr>
+        <w:tabs>
+          <w:tab w:val="left" w:pos="916"/>
+          <w:tab w:val="left" w:pos="1832"/>
+          <w:tab w:val="left" w:pos="2748"/>
+          <w:tab w:val="left" w:pos="3664"/>
+          <w:tab w:val="left" w:pos="4580"/>
+          <w:tab w:val="left" w:pos="5496"/>
+          <w:tab w:val="left" w:pos="6412"/>
+          <w:tab w:val="left" w:pos="7328"/>
+          <w:tab w:val="left" w:pos="8244"/>
+          <w:tab w:val="left" w:pos="9160"/>
+          <w:tab w:val="left" w:pos="10076"/>
+          <w:tab w:val="left" w:pos="10992"/>
+          <w:tab w:val="left" w:pos="11908"/>
+          <w:tab w:val="left" w:pos="12824"/>
+          <w:tab w:val="left" w:pos="13740"/>
+          <w:tab w:val="left" w:pos="14656"/>
+        </w:tabs>
+        <w:spacing w:before="240" w:after="240" w:line="240" w:lineRule="auto"/>
+        <w:rPr>
+          <w:rFonts w:ascii="Consolas" w:eastAsia="Times New Roman" w:hAnsi="Consolas" w:cs="Courier New"/>
+          <w:color w:val="000000"/>
+          <w:sz w:val="20"/>
+          <w:szCs w:val="20"/>
+        </w:rPr>
+      </w:pPr>
+      <w:r>
+        <w:rPr>
+          <w:rFonts w:ascii="Consolas" w:eastAsia="Times New Roman" w:hAnsi="Consolas" w:cs="Courier New"/>
+          <w:color w:val="999999"/>
+          <w:sz w:val="20"/>
+          <w:szCs w:val="20"/>
+        </w:rPr>
+        <w:t>)</w:t>
+      </w:r>
+    </w:p>
+    <w:p>
+      <w:pPr>
+        <w:spacing w:before="125" w:after="125" w:line="240" w:lineRule="auto"/>
+        <w:outlineLvl w:val="1"/>
+        <w:rPr>
+          <w:rFonts w:ascii="Segoe UI" w:eastAsia="Times New Roman" w:hAnsi="Segoe UI" w:cs="Segoe UI"/>
+          <w:color w:val="000000"/>
+          <w:sz w:val="40"/>
+          <w:szCs w:val="40"/>
+        </w:rPr>
+      </w:pPr>
+      <w:r>
+        <w:rPr>
+          <w:rFonts w:ascii="Segoe UI" w:eastAsia="Times New Roman" w:hAnsi="Segoe UI" w:cs="Segoe UI"/>
+          <w:color w:val="000000"/>
+          <w:sz w:val="40"/>
+          <w:szCs w:val="40"/>
+        </w:rPr>
+        <w:t>Aggregation </w:t>
+      </w:r>
+      <w:r>
+        <w:rPr>
+          <w:rFonts w:ascii="Consolas" w:eastAsia="Times New Roman" w:hAnsi="Consolas" w:cs="Courier New"/>
+          <w:color w:val="DC143C"/>
+          <w:sz w:val="40"/>
+        </w:rPr>
+        <w:t>$limit</w:t>
+      </w:r>
+    </w:p>
+    <w:p>
+      <w:pPr>
+        <w:spacing w:before="288" w:after="288" w:line="240" w:lineRule="auto"/>
+        <w:rPr>
+          <w:rFonts w:ascii="Segoe UI" w:eastAsia="Times New Roman" w:hAnsi="Segoe UI" w:cs="Segoe UI"/>
+          <w:color w:val="000000"/>
+          <w:sz w:val="20"/>
+          <w:szCs w:val="20"/>
+        </w:rPr>
+      </w:pPr>
+      <w:r>
+        <w:rPr>
+          <w:rFonts w:ascii="Segoe UI" w:eastAsia="Times New Roman" w:hAnsi="Segoe UI" w:cs="Segoe UI"/>
+          <w:color w:val="000000"/>
+          <w:sz w:val="20"/>
+          <w:szCs w:val="20"/>
+        </w:rPr>
+        <w:t>This aggregation stage limits the number of documents passed to the next stage.</w:t>
+      </w:r>
+    </w:p>
+    <w:p>
+      <w:pPr>
+        <w:pStyle w:val="HTMLPreformatted"/>
+        <w:pBdr>
+          <w:left w:val="single" w:sz="18" w:space="12" w:color="04AA6D"/>
+        </w:pBdr>
+        <w:spacing w:before="240" w:after="240"/>
+        <w:rPr>
+          <w:rFonts w:ascii="Consolas" w:hAnsi="Consolas"/>
+          <w:color w:val="000000"/>
+        </w:rPr>
+      </w:pPr>
+      <w:r>
+        <w:rPr>
+          <w:rStyle w:val="HTMLCode"/>
+          <w:rFonts w:ascii="Consolas" w:hAnsi="Consolas"/>
+          <w:color w:val="000000"/>
+        </w:rPr>
+        <w:t>db</w:t>
+      </w:r>
+      <w:r>
+        <w:rPr>
+          <w:rStyle w:val="token"/>
+          <w:rFonts w:ascii="Consolas" w:hAnsi="Consolas"/>
+          <w:color w:val="999999"/>
+        </w:rPr>
+        <w:t>.</w:t>
+      </w:r>
+      <w:r>
+        <w:rPr>
+          <w:rStyle w:val="HTMLCode"/>
+          <w:rFonts w:ascii="Consolas" w:hAnsi="Consolas"/>
+          <w:color w:val="000000"/>
+        </w:rPr>
+        <w:t>movies</w:t>
+      </w:r>
+      <w:r>
+        <w:rPr>
+          <w:rStyle w:val="token"/>
+          <w:rFonts w:ascii="Consolas" w:hAnsi="Consolas"/>
+          <w:color w:val="999999"/>
+        </w:rPr>
+        <w:t>.</w:t>
+      </w:r>
+      <w:r>
+        <w:rPr>
+          <w:rStyle w:val="token"/>
+          <w:rFonts w:ascii="Consolas" w:hAnsi="Consolas"/>
+          <w:color w:val="DD4A68"/>
+        </w:rPr>
+        <w:t>aggregate</w:t>
+      </w:r>
+      <w:r>
+        <w:rPr>
+          <w:rStyle w:val="token"/>
+          <w:rFonts w:ascii="Consolas" w:hAnsi="Consolas"/>
+          <w:color w:val="999999"/>
+        </w:rPr>
+        <w:t>([</w:t>
+      </w:r>
+      <w:r>
+        <w:rPr>
+          <w:rStyle w:val="HTMLCode"/>
+          <w:rFonts w:ascii="Consolas" w:hAnsi="Consolas"/>
+          <w:color w:val="000000"/>
+        </w:rPr>
+        <w:t xml:space="preserve"> </w:t>
+      </w:r>
+      <w:r>
+        <w:rPr>
+          <w:rStyle w:val="token"/>
+          <w:rFonts w:ascii="Consolas" w:hAnsi="Consolas"/>
+          <w:color w:val="999999"/>
+        </w:rPr>
+        <w:t>{</w:t>
+      </w:r>
+      <w:r>
+        <w:rPr>
+          <w:rStyle w:val="HTMLCode"/>
+          <w:rFonts w:ascii="Consolas" w:hAnsi="Consolas"/>
+          <w:color w:val="000000"/>
+        </w:rPr>
+        <w:t xml:space="preserve"> </w:t>
+      </w:r>
+      <w:r>
+        <w:rPr>
+          <w:rStyle w:val="token"/>
+          <w:rFonts w:ascii="Consolas" w:hAnsi="Consolas"/>
+          <w:color w:val="990055"/>
+        </w:rPr>
+        <w:t>$limit</w:t>
+      </w:r>
+      <w:r>
+        <w:rPr>
+          <w:rStyle w:val="token"/>
+          <w:rFonts w:ascii="Consolas" w:hAnsi="Consolas"/>
+          <w:color w:val="9A6E3A"/>
+        </w:rPr>
+        <w:t>:</w:t>
+      </w:r>
+      <w:r>
+        <w:rPr>
+          <w:rStyle w:val="HTMLCode"/>
+          <w:rFonts w:ascii="Consolas" w:hAnsi="Consolas"/>
+          <w:color w:val="000000"/>
+        </w:rPr>
+        <w:t xml:space="preserve"> </w:t>
+      </w:r>
+      <w:r>
+        <w:rPr>
+          <w:rStyle w:val="token"/>
+          <w:rFonts w:ascii="Consolas" w:hAnsi="Consolas"/>
+          <w:color w:val="990055"/>
+        </w:rPr>
+        <w:t>1</w:t>
+      </w:r>
+      <w:r>
+        <w:rPr>
+          <w:rStyle w:val="HTMLCode"/>
+          <w:rFonts w:ascii="Consolas" w:hAnsi="Consolas"/>
+          <w:color w:val="000000"/>
+        </w:rPr>
+        <w:t xml:space="preserve"> </w:t>
+      </w:r>
+      <w:r>
+        <w:rPr>
+          <w:rStyle w:val="token"/>
+          <w:rFonts w:ascii="Consolas" w:hAnsi="Consolas"/>
+          <w:color w:val="999999"/>
+        </w:rPr>
+        <w:t>}</w:t>
+      </w:r>
+      <w:r>
+        <w:rPr>
+          <w:rStyle w:val="HTMLCode"/>
+          <w:rFonts w:ascii="Consolas" w:hAnsi="Consolas"/>
+          <w:color w:val="000000"/>
+        </w:rPr>
+        <w:t xml:space="preserve"> </w:t>
+      </w:r>
+      <w:r>
+        <w:rPr>
+          <w:rStyle w:val="token"/>
+          <w:rFonts w:ascii="Consolas" w:hAnsi="Consolas"/>
+          <w:color w:val="999999"/>
+        </w:rPr>
+        <w:t>])</w:t>
+      </w:r>
+    </w:p>
+    <w:p>
+      <w:pPr>
+        <w:spacing w:before="125" w:after="125" w:line="240" w:lineRule="auto"/>
+        <w:outlineLvl w:val="1"/>
+        <w:rPr>
+          <w:rFonts w:ascii="Segoe UI" w:eastAsia="Times New Roman" w:hAnsi="Segoe UI" w:cs="Segoe UI"/>
+          <w:color w:val="000000"/>
+          <w:sz w:val="40"/>
+          <w:szCs w:val="40"/>
+        </w:rPr>
+      </w:pPr>
+      <w:r>
+        <w:rPr>
+          <w:rFonts w:ascii="Consolas" w:eastAsia="Times New Roman" w:hAnsi="Consolas" w:cs="Courier New"/>
+          <w:color w:val="DC143C"/>
+          <w:sz w:val="40"/>
+        </w:rPr>
+        <w:t>$project</w:t>
+      </w:r>
+    </w:p>
+    <w:p>
+      <w:pPr>
+        <w:spacing w:before="288" w:after="288" w:line="240" w:lineRule="auto"/>
+        <w:rPr>
+          <w:rFonts w:ascii="Segoe UI" w:eastAsia="Times New Roman" w:hAnsi="Segoe UI" w:cs="Segoe UI"/>
+          <w:color w:val="000000"/>
+          <w:sz w:val="20"/>
+          <w:szCs w:val="20"/>
+        </w:rPr>
+      </w:pPr>
+      <w:r>
+        <w:rPr>
+          <w:rFonts w:ascii="Segoe UI" w:eastAsia="Times New Roman" w:hAnsi="Segoe UI" w:cs="Segoe UI"/>
+          <w:color w:val="000000"/>
+          <w:sz w:val="20"/>
+          <w:szCs w:val="20"/>
+        </w:rPr>
+        <w:t>This aggregation stage passes only the specified fields along to the next aggregation stage.</w:t>
+      </w:r>
+    </w:p>
+    <w:p>
+      <w:pPr>
+        <w:shd w:val="clear" w:color="auto" w:fill="FFFFCC"/>
+        <w:spacing w:line="240" w:lineRule="auto"/>
+        <w:rPr>
+          <w:rFonts w:ascii="Segoe UI" w:eastAsia="Times New Roman" w:hAnsi="Segoe UI" w:cs="Segoe UI"/>
+          <w:color w:val="000000"/>
+          <w:sz w:val="20"/>
+          <w:szCs w:val="20"/>
+        </w:rPr>
+      </w:pPr>
+      <w:r>
+        <w:rPr>
+          <w:rFonts w:ascii="Segoe UI" w:eastAsia="Times New Roman" w:hAnsi="Segoe UI" w:cs="Segoe UI"/>
+          <w:color w:val="000000"/>
+          <w:sz w:val="20"/>
+          <w:szCs w:val="20"/>
+        </w:rPr>
+        <w:t>This is the same projection that is used with the </w:t>
+      </w:r>
+      <w:r>
+        <w:rPr>
+          <w:rFonts w:ascii="Consolas" w:eastAsia="Times New Roman" w:hAnsi="Consolas" w:cs="Courier New"/>
+          <w:color w:val="DC143C"/>
+          <w:sz w:val="20"/>
+        </w:rPr>
+        <w:t>find()</w:t>
+      </w:r>
+      <w:r>
+        <w:rPr>
+          <w:rFonts w:ascii="Segoe UI" w:eastAsia="Times New Roman" w:hAnsi="Segoe UI" w:cs="Segoe UI"/>
+          <w:color w:val="000000"/>
+          <w:sz w:val="20"/>
+          <w:szCs w:val="20"/>
+        </w:rPr>
+        <w:t> method.</w:t>
+      </w:r>
+    </w:p>
+    <w:p>
+      <w:pPr>
+        <w:pStyle w:val="HTMLPreformatted"/>
+        <w:pBdr>
+          <w:left w:val="single" w:sz="18" w:space="12" w:color="04AA6D"/>
+        </w:pBdr>
+        <w:spacing w:before="240" w:after="240"/>
+        <w:rPr>
+          <w:rStyle w:val="HTMLCode"/>
+          <w:rFonts w:ascii="Consolas" w:hAnsi="Consolas"/>
+          <w:color w:val="000000"/>
+        </w:rPr>
+      </w:pPr>
+      <w:r>
+        <w:rPr>
+          <w:rStyle w:val="HTMLCode"/>
+          <w:rFonts w:ascii="Consolas" w:hAnsi="Consolas"/>
+          <w:color w:val="000000"/>
+        </w:rPr>
+        <w:lastRenderedPageBreak/>
+        <w:t>db</w:t>
+      </w:r>
+      <w:r>
+        <w:rPr>
+          <w:rStyle w:val="token"/>
+          <w:rFonts w:ascii="Consolas" w:hAnsi="Consolas"/>
+          <w:color w:val="999999"/>
+        </w:rPr>
+        <w:t>.</w:t>
+      </w:r>
+      <w:r>
+        <w:rPr>
+          <w:rStyle w:val="HTMLCode"/>
+          <w:rFonts w:ascii="Consolas" w:hAnsi="Consolas"/>
+          <w:color w:val="000000"/>
+        </w:rPr>
+        <w:t>restaurants</w:t>
+      </w:r>
+      <w:r>
+        <w:rPr>
+          <w:rStyle w:val="token"/>
+          <w:rFonts w:ascii="Consolas" w:hAnsi="Consolas"/>
+          <w:color w:val="999999"/>
+        </w:rPr>
+        <w:t>.</w:t>
+      </w:r>
+      <w:r>
+        <w:rPr>
+          <w:rStyle w:val="token"/>
+          <w:rFonts w:ascii="Consolas" w:hAnsi="Consolas"/>
+          <w:color w:val="DD4A68"/>
+        </w:rPr>
+        <w:t>aggregate</w:t>
+      </w:r>
+      <w:r>
+        <w:rPr>
+          <w:rStyle w:val="token"/>
+          <w:rFonts w:ascii="Consolas" w:hAnsi="Consolas"/>
+          <w:color w:val="999999"/>
+        </w:rPr>
+        <w:t>([</w:t>
+      </w:r>
+    </w:p>
+    <w:p>
+      <w:pPr>
+        <w:pStyle w:val="HTMLPreformatted"/>
+        <w:pBdr>
+          <w:left w:val="single" w:sz="18" w:space="12" w:color="04AA6D"/>
+        </w:pBdr>
+        <w:spacing w:before="240" w:after="240"/>
+        <w:rPr>
+          <w:rStyle w:val="HTMLCode"/>
+          <w:rFonts w:ascii="Consolas" w:hAnsi="Consolas"/>
+          <w:color w:val="000000"/>
+        </w:rPr>
+      </w:pPr>
+      <w:r>
+        <w:rPr>
+          <w:rStyle w:val="HTMLCode"/>
+          <w:rFonts w:ascii="Consolas" w:hAnsi="Consolas"/>
+          <w:color w:val="000000"/>
+        </w:rPr>
+        <w:t xml:space="preserve">  </w:t>
+      </w:r>
+      <w:r>
+        <w:rPr>
+          <w:rStyle w:val="token"/>
+          <w:rFonts w:ascii="Consolas" w:hAnsi="Consolas"/>
+          <w:color w:val="999999"/>
+        </w:rPr>
+        <w:t>{</w:t>
+      </w:r>
+    </w:p>
+    <w:p>
+      <w:pPr>
+        <w:pStyle w:val="HTMLPreformatted"/>
+        <w:pBdr>
+          <w:left w:val="single" w:sz="18" w:space="12" w:color="04AA6D"/>
+        </w:pBdr>
+        <w:spacing w:before="240" w:after="240"/>
+        <w:rPr>
+          <w:rStyle w:val="HTMLCode"/>
+          <w:rFonts w:ascii="Consolas" w:hAnsi="Consolas"/>
+          <w:color w:val="000000"/>
+        </w:rPr>
+      </w:pPr>
+      <w:r>
+        <w:rPr>
+          <w:rStyle w:val="HTMLCode"/>
+          <w:rFonts w:ascii="Consolas" w:hAnsi="Consolas"/>
+          <w:color w:val="000000"/>
+        </w:rPr>
+        <w:t xml:space="preserve">    </w:t>
+      </w:r>
+      <w:r>
+        <w:rPr>
+          <w:rStyle w:val="token"/>
+          <w:rFonts w:ascii="Consolas" w:hAnsi="Consolas"/>
+          <w:color w:val="990055"/>
+        </w:rPr>
+        <w:t>$project</w:t>
+      </w:r>
+      <w:r>
+        <w:rPr>
+          <w:rStyle w:val="token"/>
+          <w:rFonts w:ascii="Consolas" w:hAnsi="Consolas"/>
+          <w:color w:val="9A6E3A"/>
+        </w:rPr>
+        <w:t>:</w:t>
+      </w:r>
+      <w:r>
+        <w:rPr>
+          <w:rStyle w:val="HTMLCode"/>
+          <w:rFonts w:ascii="Consolas" w:hAnsi="Consolas"/>
+          <w:color w:val="000000"/>
+        </w:rPr>
+        <w:t xml:space="preserve"> </w:t>
+      </w:r>
+      <w:r>
+        <w:rPr>
+          <w:rStyle w:val="token"/>
+          <w:rFonts w:ascii="Consolas" w:hAnsi="Consolas"/>
+          <w:color w:val="999999"/>
+        </w:rPr>
+        <w:t>{</w:t>
+      </w:r>
+    </w:p>
+    <w:p>
+      <w:pPr>
+        <w:pStyle w:val="HTMLPreformatted"/>
+        <w:pBdr>
+          <w:left w:val="single" w:sz="18" w:space="12" w:color="04AA6D"/>
+        </w:pBdr>
+        <w:spacing w:before="240" w:after="240"/>
+        <w:rPr>
+          <w:rStyle w:val="HTMLCode"/>
+          <w:rFonts w:ascii="Consolas" w:hAnsi="Consolas"/>
+          <w:color w:val="000000"/>
+        </w:rPr>
+      </w:pPr>
+      <w:r>
+        <w:rPr>
+          <w:rStyle w:val="HTMLCode"/>
+          <w:rFonts w:ascii="Consolas" w:hAnsi="Consolas"/>
+          <w:color w:val="000000"/>
+        </w:rPr>
+        <w:t xml:space="preserve">      </w:t>
+      </w:r>
+      <w:r>
+        <w:rPr>
+          <w:rStyle w:val="token"/>
+          <w:rFonts w:ascii="Consolas" w:hAnsi="Consolas"/>
+          <w:color w:val="990055"/>
+        </w:rPr>
+        <w:t>"name"</w:t>
+      </w:r>
+      <w:r>
+        <w:rPr>
+          <w:rStyle w:val="token"/>
+          <w:rFonts w:ascii="Consolas" w:hAnsi="Consolas"/>
+          <w:color w:val="9A6E3A"/>
+        </w:rPr>
+        <w:t>:</w:t>
+      </w:r>
+      <w:r>
+        <w:rPr>
+          <w:rStyle w:val="HTMLCode"/>
+          <w:rFonts w:ascii="Consolas" w:hAnsi="Consolas"/>
+          <w:color w:val="000000"/>
+        </w:rPr>
+        <w:t xml:space="preserve"> </w:t>
+      </w:r>
+      <w:r>
+        <w:rPr>
+          <w:rStyle w:val="token"/>
+          <w:rFonts w:ascii="Consolas" w:hAnsi="Consolas"/>
+          <w:color w:val="990055"/>
+        </w:rPr>
+        <w:t>1</w:t>
+      </w:r>
+      <w:r>
+        <w:rPr>
+          <w:rStyle w:val="token"/>
+          <w:rFonts w:ascii="Consolas" w:hAnsi="Consolas"/>
+          <w:color w:val="999999"/>
+        </w:rPr>
+        <w:t>,</w:t>
+      </w:r>
+    </w:p>
+    <w:p>
+      <w:pPr>
+        <w:pStyle w:val="HTMLPreformatted"/>
+        <w:pBdr>
+          <w:left w:val="single" w:sz="18" w:space="12" w:color="04AA6D"/>
+        </w:pBdr>
+        <w:spacing w:before="240" w:after="240"/>
+        <w:rPr>
+          <w:rStyle w:val="HTMLCode"/>
+          <w:rFonts w:ascii="Consolas" w:hAnsi="Consolas"/>
+          <w:color w:val="000000"/>
+        </w:rPr>
+      </w:pPr>
+      <w:r>
+        <w:rPr>
+          <w:rStyle w:val="HTMLCode"/>
+          <w:rFonts w:ascii="Consolas" w:hAnsi="Consolas"/>
+          <w:color w:val="000000"/>
+        </w:rPr>
+        <w:t xml:space="preserve">      </w:t>
+      </w:r>
+      <w:r>
+        <w:rPr>
+          <w:rStyle w:val="token"/>
+          <w:rFonts w:ascii="Consolas" w:hAnsi="Consolas"/>
+          <w:color w:val="990055"/>
+        </w:rPr>
+        <w:t>"cuisine"</w:t>
+      </w:r>
+      <w:r>
+        <w:rPr>
+          <w:rStyle w:val="token"/>
+          <w:rFonts w:ascii="Consolas" w:hAnsi="Consolas"/>
+          <w:color w:val="9A6E3A"/>
+        </w:rPr>
+        <w:t>:</w:t>
+      </w:r>
+      <w:r>
+        <w:rPr>
+          <w:rStyle w:val="HTMLCode"/>
+          <w:rFonts w:ascii="Consolas" w:hAnsi="Consolas"/>
+          <w:color w:val="000000"/>
+        </w:rPr>
+        <w:t xml:space="preserve"> </w:t>
+      </w:r>
+      <w:r>
+        <w:rPr>
+          <w:rStyle w:val="token"/>
+          <w:rFonts w:ascii="Consolas" w:hAnsi="Consolas"/>
+          <w:color w:val="990055"/>
+        </w:rPr>
+        <w:t>1</w:t>
+      </w:r>
+      <w:r>
+        <w:rPr>
+          <w:rStyle w:val="token"/>
+          <w:rFonts w:ascii="Consolas" w:hAnsi="Consolas"/>
+          <w:color w:val="999999"/>
+        </w:rPr>
+        <w:t>,</w:t>
+      </w:r>
+    </w:p>
+    <w:p>
+      <w:pPr>
+        <w:pStyle w:val="HTMLPreformatted"/>
+        <w:pBdr>
+          <w:left w:val="single" w:sz="18" w:space="12" w:color="04AA6D"/>
+        </w:pBdr>
+        <w:spacing w:before="240" w:after="240"/>
+        <w:rPr>
+          <w:rStyle w:val="HTMLCode"/>
+          <w:rFonts w:ascii="Consolas" w:hAnsi="Consolas"/>
+          <w:color w:val="000000"/>
+        </w:rPr>
+      </w:pPr>
+      <w:r>
+        <w:rPr>
+          <w:rStyle w:val="HTMLCode"/>
+          <w:rFonts w:ascii="Consolas" w:hAnsi="Consolas"/>
+          <w:color w:val="000000"/>
+        </w:rPr>
+        <w:t xml:space="preserve">      </w:t>
+      </w:r>
+      <w:r>
+        <w:rPr>
+          <w:rStyle w:val="token"/>
+          <w:rFonts w:ascii="Consolas" w:hAnsi="Consolas"/>
+          <w:color w:val="990055"/>
+        </w:rPr>
+        <w:t>"address"</w:t>
+      </w:r>
+      <w:r>
+        <w:rPr>
+          <w:rStyle w:val="token"/>
+          <w:rFonts w:ascii="Consolas" w:hAnsi="Consolas"/>
+          <w:color w:val="9A6E3A"/>
+        </w:rPr>
+        <w:t>:</w:t>
+      </w:r>
+      <w:r>
+        <w:rPr>
+          <w:rStyle w:val="HTMLCode"/>
+          <w:rFonts w:ascii="Consolas" w:hAnsi="Consolas"/>
+          <w:color w:val="000000"/>
+        </w:rPr>
+        <w:t xml:space="preserve"> </w:t>
+      </w:r>
+      <w:r>
+        <w:rPr>
+          <w:rStyle w:val="token"/>
+          <w:rFonts w:ascii="Consolas" w:hAnsi="Consolas"/>
+          <w:color w:val="990055"/>
+        </w:rPr>
+        <w:t>1</w:t>
+      </w:r>
+    </w:p>
+    <w:p>
+      <w:pPr>
+        <w:pStyle w:val="HTMLPreformatted"/>
+        <w:pBdr>
+          <w:left w:val="single" w:sz="18" w:space="12" w:color="04AA6D"/>
+        </w:pBdr>
+        <w:spacing w:before="240" w:after="240"/>
+        <w:rPr>
+          <w:rStyle w:val="HTMLCode"/>
+          <w:rFonts w:ascii="Consolas" w:hAnsi="Consolas"/>
+          <w:color w:val="000000"/>
+        </w:rPr>
+      </w:pPr>
+      <w:r>
+        <w:rPr>
+          <w:rStyle w:val="HTMLCode"/>
+          <w:rFonts w:ascii="Consolas" w:hAnsi="Consolas"/>
+          <w:color w:val="000000"/>
+        </w:rPr>
+        <w:t xml:space="preserve">    </w:t>
+      </w:r>
+      <w:r>
+        <w:rPr>
+          <w:rStyle w:val="token"/>
+          <w:rFonts w:ascii="Consolas" w:hAnsi="Consolas"/>
+          <w:color w:val="999999"/>
+        </w:rPr>
+        <w:t>}</w:t>
+      </w:r>
+    </w:p>
+    <w:p>
+      <w:pPr>
+        <w:pStyle w:val="HTMLPreformatted"/>
+        <w:pBdr>
+          <w:left w:val="single" w:sz="18" w:space="12" w:color="04AA6D"/>
+        </w:pBdr>
+        <w:spacing w:before="240" w:after="240"/>
+        <w:rPr>
+          <w:rStyle w:val="HTMLCode"/>
+          <w:rFonts w:ascii="Consolas" w:hAnsi="Consolas"/>
+          <w:color w:val="000000"/>
+        </w:rPr>
+      </w:pPr>
+      <w:r>
+        <w:rPr>
+          <w:rStyle w:val="HTMLCode"/>
+          <w:rFonts w:ascii="Consolas" w:hAnsi="Consolas"/>
+          <w:color w:val="000000"/>
+        </w:rPr>
+        <w:t xml:space="preserve">  </w:t>
+      </w:r>
+      <w:r>
+        <w:rPr>
+          <w:rStyle w:val="token"/>
+          <w:rFonts w:ascii="Consolas" w:hAnsi="Consolas"/>
+          <w:color w:val="999999"/>
+        </w:rPr>
+        <w:t>},</w:t>
+      </w:r>
+    </w:p>
+    <w:p>
+      <w:pPr>
+        <w:pStyle w:val="HTMLPreformatted"/>
+        <w:pBdr>
+          <w:left w:val="single" w:sz="18" w:space="12" w:color="04AA6D"/>
+        </w:pBdr>
+        <w:spacing w:before="240" w:after="240"/>
+        <w:rPr>
+          <w:rStyle w:val="HTMLCode"/>
+          <w:rFonts w:ascii="Consolas" w:hAnsi="Consolas"/>
+          <w:color w:val="000000"/>
+        </w:rPr>
+      </w:pPr>
+      <w:r>
+        <w:rPr>
+          <w:rStyle w:val="HTMLCode"/>
+          <w:rFonts w:ascii="Consolas" w:hAnsi="Consolas"/>
+          <w:color w:val="000000"/>
+        </w:rPr>
+        <w:t xml:space="preserve">  </w:t>
+      </w:r>
+      <w:r>
+        <w:rPr>
+          <w:rStyle w:val="token"/>
+          <w:rFonts w:ascii="Consolas" w:hAnsi="Consolas"/>
+          <w:color w:val="999999"/>
+        </w:rPr>
+        <w:t>{</w:t>
+      </w:r>
+    </w:p>
+    <w:p>
+      <w:pPr>
+        <w:pStyle w:val="HTMLPreformatted"/>
+        <w:pBdr>
+          <w:left w:val="single" w:sz="18" w:space="12" w:color="04AA6D"/>
+        </w:pBdr>
+        <w:spacing w:before="240" w:after="240"/>
+        <w:rPr>
+          <w:rStyle w:val="HTMLCode"/>
+          <w:rFonts w:ascii="Consolas" w:hAnsi="Consolas"/>
+          <w:color w:val="000000"/>
+        </w:rPr>
+      </w:pPr>
+      <w:r>
+        <w:rPr>
+          <w:rStyle w:val="HTMLCode"/>
+          <w:rFonts w:ascii="Consolas" w:hAnsi="Consolas"/>
+          <w:color w:val="000000"/>
+        </w:rPr>
+        <w:t xml:space="preserve">    </w:t>
+      </w:r>
+      <w:r>
+        <w:rPr>
+          <w:rStyle w:val="token"/>
+          <w:rFonts w:ascii="Consolas" w:hAnsi="Consolas"/>
+          <w:color w:val="990055"/>
+        </w:rPr>
+        <w:t>$limit</w:t>
+      </w:r>
+      <w:r>
+        <w:rPr>
+          <w:rStyle w:val="token"/>
+          <w:rFonts w:ascii="Consolas" w:hAnsi="Consolas"/>
+          <w:color w:val="9A6E3A"/>
+        </w:rPr>
+        <w:t>:</w:t>
+      </w:r>
+      <w:r>
+        <w:rPr>
+          <w:rStyle w:val="HTMLCode"/>
+          <w:rFonts w:ascii="Consolas" w:hAnsi="Consolas"/>
+          <w:color w:val="000000"/>
+        </w:rPr>
+        <w:t xml:space="preserve"> </w:t>
+      </w:r>
+      <w:r>
+        <w:rPr>
+          <w:rStyle w:val="token"/>
+          <w:rFonts w:ascii="Consolas" w:hAnsi="Consolas"/>
+          <w:color w:val="990055"/>
+        </w:rPr>
+        <w:t>5</w:t>
+      </w:r>
+    </w:p>
+    <w:p>
+      <w:pPr>
+        <w:pStyle w:val="HTMLPreformatted"/>
+        <w:pBdr>
+          <w:left w:val="single" w:sz="18" w:space="12" w:color="04AA6D"/>
+        </w:pBdr>
+        <w:spacing w:before="240" w:after="240"/>
+        <w:rPr>
+          <w:rStyle w:val="HTMLCode"/>
+          <w:rFonts w:ascii="Consolas" w:hAnsi="Consolas"/>
+          <w:color w:val="000000"/>
+        </w:rPr>
+      </w:pPr>
+      <w:r>
+        <w:rPr>
+          <w:rStyle w:val="HTMLCode"/>
+          <w:rFonts w:ascii="Consolas" w:hAnsi="Consolas"/>
+          <w:color w:val="000000"/>
+        </w:rPr>
+        <w:t xml:space="preserve">  </w:t>
+      </w:r>
+      <w:r>
+        <w:rPr>
+          <w:rStyle w:val="token"/>
+          <w:rFonts w:ascii="Consolas" w:hAnsi="Consolas"/>
+          <w:color w:val="999999"/>
+        </w:rPr>
+        <w:t>}</w:t>
+      </w:r>
+    </w:p>
+    <w:p>
+      <w:pPr>
+        <w:pStyle w:val="HTMLPreformatted"/>
+        <w:pBdr>
+          <w:left w:val="single" w:sz="18" w:space="12" w:color="04AA6D"/>
+        </w:pBdr>
+        <w:spacing w:before="240" w:after="240"/>
+        <w:rPr>
+          <w:rFonts w:ascii="Consolas" w:hAnsi="Consolas"/>
+          <w:color w:val="000000"/>
+        </w:rPr>
+      </w:pPr>
+      <w:r>
+        <w:rPr>
+          <w:rStyle w:val="token"/>
+          <w:rFonts w:ascii="Consolas" w:hAnsi="Consolas"/>
+          <w:color w:val="999999"/>
+        </w:rPr>
+        <w:t>])</w:t>
+      </w:r>
+    </w:p>
+    <w:p>
+      <w:pPr>
+        <w:spacing w:before="125" w:after="125" w:line="240" w:lineRule="auto"/>
+        <w:outlineLvl w:val="1"/>
+        <w:rPr>
+          <w:rFonts w:ascii="Segoe UI" w:eastAsia="Times New Roman" w:hAnsi="Segoe UI" w:cs="Segoe UI"/>
+          <w:color w:val="000000"/>
+          <w:sz w:val="40"/>
+          <w:szCs w:val="40"/>
+        </w:rPr>
+      </w:pPr>
+      <w:r>
+        <w:rPr>
+          <w:rFonts w:ascii="Consolas" w:eastAsia="Times New Roman" w:hAnsi="Consolas" w:cs="Courier New"/>
+          <w:color w:val="DC143C"/>
+          <w:sz w:val="40"/>
+        </w:rPr>
+        <w:t>$sort</w:t>
+      </w:r>
+    </w:p>
+    <w:p>
+      <w:pPr>
+        <w:spacing w:before="288" w:after="288" w:line="240" w:lineRule="auto"/>
+        <w:rPr>
+          <w:rFonts w:ascii="Segoe UI" w:eastAsia="Times New Roman" w:hAnsi="Segoe UI" w:cs="Segoe UI"/>
+          <w:color w:val="000000"/>
+          <w:sz w:val="20"/>
+          <w:szCs w:val="20"/>
+        </w:rPr>
+      </w:pPr>
+      <w:r>
+        <w:rPr>
+          <w:rFonts w:ascii="Segoe UI" w:eastAsia="Times New Roman" w:hAnsi="Segoe UI" w:cs="Segoe UI"/>
+          <w:color w:val="000000"/>
+          <w:sz w:val="20"/>
+          <w:szCs w:val="20"/>
+        </w:rPr>
+        <w:t>This aggregation stage groups sorts all documents in the specified sort order.</w:t>
+      </w:r>
+    </w:p>
+    <w:p>
+      <w:pPr>
+        <w:pStyle w:val="HTMLPreformatted"/>
+        <w:pBdr>
+          <w:left w:val="single" w:sz="18" w:space="12" w:color="04AA6D"/>
+        </w:pBdr>
+        <w:spacing w:before="240" w:after="240"/>
+        <w:rPr>
+          <w:rStyle w:val="HTMLCode"/>
+          <w:rFonts w:ascii="Consolas" w:hAnsi="Consolas"/>
+          <w:color w:val="000000"/>
+        </w:rPr>
+      </w:pPr>
+      <w:r>
+        <w:rPr>
+          <w:rStyle w:val="HTMLCode"/>
+          <w:rFonts w:ascii="Consolas" w:hAnsi="Consolas"/>
+          <w:color w:val="000000"/>
+        </w:rPr>
+        <w:t>db</w:t>
+      </w:r>
+      <w:r>
+        <w:rPr>
+          <w:rStyle w:val="token"/>
+          <w:rFonts w:ascii="Consolas" w:hAnsi="Consolas"/>
+          <w:color w:val="999999"/>
+        </w:rPr>
+        <w:t>.</w:t>
+      </w:r>
+      <w:r>
+        <w:rPr>
+          <w:rStyle w:val="HTMLCode"/>
+          <w:rFonts w:ascii="Consolas" w:hAnsi="Consolas"/>
+          <w:color w:val="000000"/>
+        </w:rPr>
+        <w:t>listingsAndReviews</w:t>
+      </w:r>
+      <w:r>
+        <w:rPr>
+          <w:rStyle w:val="token"/>
+          <w:rFonts w:ascii="Consolas" w:hAnsi="Consolas"/>
+          <w:color w:val="999999"/>
+        </w:rPr>
+        <w:t>.</w:t>
+      </w:r>
+      <w:r>
+        <w:rPr>
+          <w:rStyle w:val="token"/>
+          <w:rFonts w:ascii="Consolas" w:hAnsi="Consolas"/>
+          <w:color w:val="DD4A68"/>
+        </w:rPr>
+        <w:t>aggregate</w:t>
+      </w:r>
+      <w:r>
+        <w:rPr>
+          <w:rStyle w:val="token"/>
+          <w:rFonts w:ascii="Consolas" w:hAnsi="Consolas"/>
+          <w:color w:val="999999"/>
+        </w:rPr>
+        <w:t>([</w:t>
+      </w:r>
+      <w:r>
+        <w:rPr>
+          <w:rStyle w:val="HTMLCode"/>
+          <w:rFonts w:ascii="Consolas" w:hAnsi="Consolas"/>
+          <w:color w:val="000000"/>
+        </w:rPr>
+        <w:t xml:space="preserve"> </w:t>
+      </w:r>
+    </w:p>
+    <w:p>
+      <w:pPr>
+        <w:pStyle w:val="HTMLPreformatted"/>
+        <w:pBdr>
+          <w:left w:val="single" w:sz="18" w:space="12" w:color="04AA6D"/>
+        </w:pBdr>
+        <w:spacing w:before="240" w:after="240"/>
+        <w:rPr>
+          <w:rStyle w:val="HTMLCode"/>
+          <w:rFonts w:ascii="Consolas" w:hAnsi="Consolas"/>
+          <w:color w:val="000000"/>
+        </w:rPr>
+      </w:pPr>
+      <w:r>
+        <w:rPr>
+          <w:rStyle w:val="HTMLCode"/>
+          <w:rFonts w:ascii="Consolas" w:hAnsi="Consolas"/>
+          <w:color w:val="000000"/>
+        </w:rPr>
+        <w:t xml:space="preserve">  </w:t>
+      </w:r>
+      <w:r>
+        <w:rPr>
+          <w:rStyle w:val="token"/>
+          <w:rFonts w:ascii="Consolas" w:hAnsi="Consolas"/>
+          <w:color w:val="999999"/>
+        </w:rPr>
+        <w:t>{</w:t>
+      </w:r>
+      <w:r>
+        <w:rPr>
+          <w:rStyle w:val="HTMLCode"/>
+          <w:rFonts w:ascii="Consolas" w:hAnsi="Consolas"/>
+          <w:color w:val="000000"/>
+        </w:rPr>
+        <w:t xml:space="preserve"> </w:t>
+      </w:r>
+    </w:p>
+    <w:p>
+      <w:pPr>
+        <w:pStyle w:val="HTMLPreformatted"/>
+        <w:pBdr>
+          <w:left w:val="single" w:sz="18" w:space="12" w:color="04AA6D"/>
+        </w:pBdr>
+        <w:spacing w:before="240" w:after="240"/>
+        <w:rPr>
+          <w:rStyle w:val="HTMLCode"/>
+          <w:rFonts w:ascii="Consolas" w:hAnsi="Consolas"/>
+          <w:color w:val="000000"/>
+        </w:rPr>
+      </w:pPr>
+      <w:r>
+        <w:rPr>
+          <w:rStyle w:val="HTMLCode"/>
+          <w:rFonts w:ascii="Consolas" w:hAnsi="Consolas"/>
+          <w:color w:val="000000"/>
+        </w:rPr>
+        <w:t xml:space="preserve">    </w:t>
+      </w:r>
+      <w:r>
+        <w:rPr>
+          <w:rStyle w:val="token"/>
+          <w:rFonts w:ascii="Consolas" w:hAnsi="Consolas"/>
+          <w:color w:val="990055"/>
+        </w:rPr>
+        <w:t>$sort</w:t>
+      </w:r>
+      <w:r>
+        <w:rPr>
+          <w:rStyle w:val="token"/>
+          <w:rFonts w:ascii="Consolas" w:hAnsi="Consolas"/>
+          <w:color w:val="9A6E3A"/>
+        </w:rPr>
+        <w:t>:</w:t>
+      </w:r>
+      <w:r>
+        <w:rPr>
+          <w:rStyle w:val="HTMLCode"/>
+          <w:rFonts w:ascii="Consolas" w:hAnsi="Consolas"/>
+          <w:color w:val="000000"/>
+        </w:rPr>
+        <w:t xml:space="preserve"> </w:t>
+      </w:r>
+      <w:r>
+        <w:rPr>
+          <w:rStyle w:val="token"/>
+          <w:rFonts w:ascii="Consolas" w:hAnsi="Consolas"/>
+          <w:color w:val="999999"/>
+        </w:rPr>
+        <w:t>{</w:t>
+      </w:r>
+      <w:r>
+        <w:rPr>
+          <w:rStyle w:val="HTMLCode"/>
+          <w:rFonts w:ascii="Consolas" w:hAnsi="Consolas"/>
+          <w:color w:val="000000"/>
+        </w:rPr>
+        <w:t xml:space="preserve"> </w:t>
+      </w:r>
+      <w:r>
+        <w:rPr>
+          <w:rStyle w:val="token"/>
+          <w:rFonts w:ascii="Consolas" w:hAnsi="Consolas"/>
+          <w:color w:val="990055"/>
+        </w:rPr>
+        <w:t>"accommodates"</w:t>
+      </w:r>
+      <w:r>
+        <w:rPr>
+          <w:rStyle w:val="token"/>
+          <w:rFonts w:ascii="Consolas" w:hAnsi="Consolas"/>
+          <w:color w:val="9A6E3A"/>
+        </w:rPr>
+        <w:t>:</w:t>
+      </w:r>
+      <w:r>
+        <w:rPr>
+          <w:rStyle w:val="HTMLCode"/>
+          <w:rFonts w:ascii="Consolas" w:hAnsi="Consolas"/>
+          <w:color w:val="000000"/>
+        </w:rPr>
+        <w:t xml:space="preserve"> </w:t>
+      </w:r>
+      <w:r>
+        <w:rPr>
+          <w:rStyle w:val="token"/>
+          <w:rFonts w:ascii="Consolas" w:hAnsi="Consolas"/>
+          <w:color w:val="9A6E3A"/>
+        </w:rPr>
+        <w:t>-</w:t>
+      </w:r>
+      <w:r>
+        <w:rPr>
+          <w:rStyle w:val="token"/>
+          <w:rFonts w:ascii="Consolas" w:hAnsi="Consolas"/>
+          <w:color w:val="990055"/>
+        </w:rPr>
+        <w:t>1</w:t>
+      </w:r>
+      <w:r>
+        <w:rPr>
+          <w:rStyle w:val="HTMLCode"/>
+          <w:rFonts w:ascii="Consolas" w:hAnsi="Consolas"/>
+          <w:color w:val="000000"/>
+        </w:rPr>
+        <w:t xml:space="preserve"> </w:t>
+      </w:r>
+      <w:r>
+        <w:rPr>
+          <w:rStyle w:val="token"/>
+          <w:rFonts w:ascii="Consolas" w:hAnsi="Consolas"/>
+          <w:color w:val="999999"/>
+        </w:rPr>
+        <w:t>}</w:t>
+      </w:r>
+      <w:r>
+        <w:rPr>
+          <w:rStyle w:val="HTMLCode"/>
+          <w:rFonts w:ascii="Consolas" w:hAnsi="Consolas"/>
+          <w:color w:val="000000"/>
+        </w:rPr>
+        <w:t xml:space="preserve"> </w:t>
+      </w:r>
+    </w:p>
+    <w:p>
+      <w:pPr>
+        <w:pStyle w:val="HTMLPreformatted"/>
+        <w:pBdr>
+          <w:left w:val="single" w:sz="18" w:space="12" w:color="04AA6D"/>
+        </w:pBdr>
+        <w:spacing w:before="240" w:after="240"/>
+        <w:rPr>
+          <w:rStyle w:val="HTMLCode"/>
+          <w:rFonts w:ascii="Consolas" w:hAnsi="Consolas"/>
+          <w:color w:val="000000"/>
+        </w:rPr>
+      </w:pPr>
+      <w:r>
+        <w:rPr>
+          <w:rStyle w:val="HTMLCode"/>
+          <w:rFonts w:ascii="Consolas" w:hAnsi="Consolas"/>
+          <w:color w:val="000000"/>
+        </w:rPr>
+        <w:t xml:space="preserve">  </w:t>
+      </w:r>
+      <w:r>
+        <w:rPr>
+          <w:rStyle w:val="token"/>
+          <w:rFonts w:ascii="Consolas" w:hAnsi="Consolas"/>
+          <w:color w:val="999999"/>
+        </w:rPr>
+        <w:t>},</w:t>
+      </w:r>
+    </w:p>
+    <w:p>
+      <w:pPr>
+        <w:pStyle w:val="HTMLPreformatted"/>
+        <w:pBdr>
+          <w:left w:val="single" w:sz="18" w:space="12" w:color="04AA6D"/>
+        </w:pBdr>
+        <w:spacing w:before="240" w:after="240"/>
+        <w:rPr>
+          <w:rStyle w:val="HTMLCode"/>
+          <w:rFonts w:ascii="Consolas" w:hAnsi="Consolas"/>
+          <w:color w:val="000000"/>
+        </w:rPr>
+      </w:pPr>
+      <w:r>
+        <w:rPr>
+          <w:rStyle w:val="HTMLCode"/>
+          <w:rFonts w:ascii="Consolas" w:hAnsi="Consolas"/>
+          <w:color w:val="000000"/>
+        </w:rPr>
+        <w:t xml:space="preserve">  </w:t>
+      </w:r>
+      <w:r>
+        <w:rPr>
+          <w:rStyle w:val="token"/>
+          <w:rFonts w:ascii="Consolas" w:hAnsi="Consolas"/>
+          <w:color w:val="999999"/>
+        </w:rPr>
+        <w:t>{</w:t>
+      </w:r>
+    </w:p>
+    <w:p>
+      <w:pPr>
+        <w:pStyle w:val="HTMLPreformatted"/>
+        <w:pBdr>
+          <w:left w:val="single" w:sz="18" w:space="12" w:color="04AA6D"/>
+        </w:pBdr>
+        <w:spacing w:before="240" w:after="240"/>
+        <w:rPr>
+          <w:rStyle w:val="HTMLCode"/>
+          <w:rFonts w:ascii="Consolas" w:hAnsi="Consolas"/>
+          <w:color w:val="000000"/>
+        </w:rPr>
+      </w:pPr>
+      <w:r>
+        <w:rPr>
+          <w:rStyle w:val="HTMLCode"/>
+          <w:rFonts w:ascii="Consolas" w:hAnsi="Consolas"/>
+          <w:color w:val="000000"/>
+        </w:rPr>
+        <w:t xml:space="preserve">    </w:t>
+      </w:r>
+      <w:r>
+        <w:rPr>
+          <w:rStyle w:val="token"/>
+          <w:rFonts w:ascii="Consolas" w:hAnsi="Consolas"/>
+          <w:color w:val="990055"/>
+        </w:rPr>
+        <w:t>$project</w:t>
+      </w:r>
+      <w:r>
+        <w:rPr>
+          <w:rStyle w:val="token"/>
+          <w:rFonts w:ascii="Consolas" w:hAnsi="Consolas"/>
+          <w:color w:val="9A6E3A"/>
+        </w:rPr>
+        <w:t>:</w:t>
+      </w:r>
+      <w:r>
+        <w:rPr>
+          <w:rStyle w:val="HTMLCode"/>
+          <w:rFonts w:ascii="Consolas" w:hAnsi="Consolas"/>
+          <w:color w:val="000000"/>
+        </w:rPr>
+        <w:t xml:space="preserve"> </w:t>
+      </w:r>
+      <w:r>
+        <w:rPr>
+          <w:rStyle w:val="token"/>
+          <w:rFonts w:ascii="Consolas" w:hAnsi="Consolas"/>
+          <w:color w:val="999999"/>
+        </w:rPr>
+        <w:t>{</w:t>
+      </w:r>
+    </w:p>
+    <w:p>
+      <w:pPr>
+        <w:pStyle w:val="HTMLPreformatted"/>
+        <w:pBdr>
+          <w:left w:val="single" w:sz="18" w:space="12" w:color="04AA6D"/>
+        </w:pBdr>
+        <w:spacing w:before="240" w:after="240"/>
+        <w:rPr>
+          <w:rStyle w:val="HTMLCode"/>
+          <w:rFonts w:ascii="Consolas" w:hAnsi="Consolas"/>
+          <w:color w:val="000000"/>
+        </w:rPr>
+      </w:pPr>
+      <w:r>
+        <w:rPr>
+          <w:rStyle w:val="HTMLCode"/>
+          <w:rFonts w:ascii="Consolas" w:hAnsi="Consolas"/>
+          <w:color w:val="000000"/>
+        </w:rPr>
+        <w:t xml:space="preserve">      </w:t>
+      </w:r>
+      <w:r>
+        <w:rPr>
+          <w:rStyle w:val="token"/>
+          <w:rFonts w:ascii="Consolas" w:hAnsi="Consolas"/>
+          <w:color w:val="990055"/>
+        </w:rPr>
+        <w:t>"name"</w:t>
+      </w:r>
+      <w:r>
+        <w:rPr>
+          <w:rStyle w:val="token"/>
+          <w:rFonts w:ascii="Consolas" w:hAnsi="Consolas"/>
+          <w:color w:val="9A6E3A"/>
+        </w:rPr>
+        <w:t>:</w:t>
+      </w:r>
+      <w:r>
+        <w:rPr>
+          <w:rStyle w:val="HTMLCode"/>
+          <w:rFonts w:ascii="Consolas" w:hAnsi="Consolas"/>
+          <w:color w:val="000000"/>
+        </w:rPr>
+        <w:t xml:space="preserve"> </w:t>
+      </w:r>
+      <w:r>
+        <w:rPr>
+          <w:rStyle w:val="token"/>
+          <w:rFonts w:ascii="Consolas" w:hAnsi="Consolas"/>
+          <w:color w:val="990055"/>
+        </w:rPr>
+        <w:t>1</w:t>
+      </w:r>
+      <w:r>
+        <w:rPr>
+          <w:rStyle w:val="token"/>
+          <w:rFonts w:ascii="Consolas" w:hAnsi="Consolas"/>
+          <w:color w:val="999999"/>
+        </w:rPr>
+        <w:t>,</w:t>
+      </w:r>
+    </w:p>
+    <w:p>
+      <w:pPr>
+        <w:pStyle w:val="HTMLPreformatted"/>
+        <w:pBdr>
+          <w:left w:val="single" w:sz="18" w:space="12" w:color="04AA6D"/>
+        </w:pBdr>
+        <w:spacing w:before="240" w:after="240"/>
+        <w:rPr>
+          <w:rStyle w:val="HTMLCode"/>
+          <w:rFonts w:ascii="Consolas" w:hAnsi="Consolas"/>
+          <w:color w:val="000000"/>
+        </w:rPr>
+      </w:pPr>
+      <w:r>
+        <w:rPr>
+          <w:rStyle w:val="HTMLCode"/>
+          <w:rFonts w:ascii="Consolas" w:hAnsi="Consolas"/>
+          <w:color w:val="000000"/>
+        </w:rPr>
+        <w:t xml:space="preserve">      </w:t>
+      </w:r>
+      <w:r>
+        <w:rPr>
+          <w:rStyle w:val="token"/>
+          <w:rFonts w:ascii="Consolas" w:hAnsi="Consolas"/>
+          <w:color w:val="990055"/>
+        </w:rPr>
+        <w:t>"accommodates"</w:t>
+      </w:r>
+      <w:r>
+        <w:rPr>
+          <w:rStyle w:val="token"/>
+          <w:rFonts w:ascii="Consolas" w:hAnsi="Consolas"/>
+          <w:color w:val="9A6E3A"/>
+        </w:rPr>
+        <w:t>:</w:t>
+      </w:r>
+      <w:r>
+        <w:rPr>
+          <w:rStyle w:val="HTMLCode"/>
+          <w:rFonts w:ascii="Consolas" w:hAnsi="Consolas"/>
+          <w:color w:val="000000"/>
+        </w:rPr>
+        <w:t xml:space="preserve"> </w:t>
+      </w:r>
+      <w:r>
+        <w:rPr>
+          <w:rStyle w:val="token"/>
+          <w:rFonts w:ascii="Consolas" w:hAnsi="Consolas"/>
+          <w:color w:val="990055"/>
+        </w:rPr>
+        <w:t>1</w:t>
+      </w:r>
+    </w:p>
+    <w:p>
+      <w:pPr>
+        <w:pStyle w:val="HTMLPreformatted"/>
+        <w:pBdr>
+          <w:left w:val="single" w:sz="18" w:space="12" w:color="04AA6D"/>
+        </w:pBdr>
+        <w:spacing w:before="240" w:after="240"/>
+        <w:rPr>
+          <w:rStyle w:val="HTMLCode"/>
+          <w:rFonts w:ascii="Consolas" w:hAnsi="Consolas"/>
+          <w:color w:val="000000"/>
+        </w:rPr>
+      </w:pPr>
+      <w:r>
+        <w:rPr>
+          <w:rStyle w:val="HTMLCode"/>
+          <w:rFonts w:ascii="Consolas" w:hAnsi="Consolas"/>
+          <w:color w:val="000000"/>
+        </w:rPr>
+        <w:t xml:space="preserve">    </w:t>
+      </w:r>
+      <w:r>
+        <w:rPr>
+          <w:rStyle w:val="token"/>
+          <w:rFonts w:ascii="Consolas" w:hAnsi="Consolas"/>
+          <w:color w:val="999999"/>
+        </w:rPr>
+        <w:t>}</w:t>
+      </w:r>
+    </w:p>
+    <w:p>
+      <w:pPr>
+        <w:pStyle w:val="HTMLPreformatted"/>
+        <w:pBdr>
+          <w:left w:val="single" w:sz="18" w:space="12" w:color="04AA6D"/>
+        </w:pBdr>
+        <w:spacing w:before="240" w:after="240"/>
+        <w:rPr>
+          <w:rStyle w:val="HTMLCode"/>
+          <w:rFonts w:ascii="Consolas" w:hAnsi="Consolas"/>
+          <w:color w:val="000000"/>
+        </w:rPr>
+      </w:pPr>
+      <w:r>
+        <w:rPr>
+          <w:rStyle w:val="HTMLCode"/>
+          <w:rFonts w:ascii="Consolas" w:hAnsi="Consolas"/>
+          <w:color w:val="000000"/>
+        </w:rPr>
+        <w:t xml:space="preserve">  </w:t>
+      </w:r>
+      <w:r>
+        <w:rPr>
+          <w:rStyle w:val="token"/>
+          <w:rFonts w:ascii="Consolas" w:hAnsi="Consolas"/>
+          <w:color w:val="999999"/>
+        </w:rPr>
+        <w:t>},</w:t>
+      </w:r>
+    </w:p>
+    <w:p>
+      <w:pPr>
+        <w:pStyle w:val="HTMLPreformatted"/>
+        <w:pBdr>
+          <w:left w:val="single" w:sz="18" w:space="12" w:color="04AA6D"/>
+        </w:pBdr>
+        <w:spacing w:before="240" w:after="240"/>
+        <w:rPr>
+          <w:rStyle w:val="HTMLCode"/>
+          <w:rFonts w:ascii="Consolas" w:hAnsi="Consolas"/>
+          <w:color w:val="000000"/>
+        </w:rPr>
+      </w:pPr>
+      <w:r>
+        <w:rPr>
+          <w:rStyle w:val="HTMLCode"/>
+          <w:rFonts w:ascii="Consolas" w:hAnsi="Consolas"/>
+          <w:color w:val="000000"/>
+        </w:rPr>
+        <w:t xml:space="preserve">  </w:t>
+      </w:r>
+      <w:r>
+        <w:rPr>
+          <w:rStyle w:val="token"/>
+          <w:rFonts w:ascii="Consolas" w:hAnsi="Consolas"/>
+          <w:color w:val="999999"/>
+        </w:rPr>
+        <w:t>{</w:t>
+      </w:r>
+    </w:p>
+    <w:p>
+      <w:pPr>
+        <w:pStyle w:val="HTMLPreformatted"/>
+        <w:pBdr>
+          <w:left w:val="single" w:sz="18" w:space="12" w:color="04AA6D"/>
+        </w:pBdr>
+        <w:spacing w:before="240" w:after="240"/>
+        <w:rPr>
+          <w:rStyle w:val="HTMLCode"/>
+          <w:rFonts w:ascii="Consolas" w:hAnsi="Consolas"/>
+          <w:color w:val="000000"/>
+        </w:rPr>
+      </w:pPr>
+      <w:r>
+        <w:rPr>
+          <w:rStyle w:val="HTMLCode"/>
+          <w:rFonts w:ascii="Consolas" w:hAnsi="Consolas"/>
+          <w:color w:val="000000"/>
+        </w:rPr>
+        <w:t xml:space="preserve">    </w:t>
+      </w:r>
+      <w:r>
+        <w:rPr>
+          <w:rStyle w:val="token"/>
+          <w:rFonts w:ascii="Consolas" w:hAnsi="Consolas"/>
+          <w:color w:val="990055"/>
+        </w:rPr>
+        <w:t>$limit</w:t>
+      </w:r>
+      <w:r>
+        <w:rPr>
+          <w:rStyle w:val="token"/>
+          <w:rFonts w:ascii="Consolas" w:hAnsi="Consolas"/>
+          <w:color w:val="9A6E3A"/>
+        </w:rPr>
+        <w:t>:</w:t>
+      </w:r>
+      <w:r>
+        <w:rPr>
+          <w:rStyle w:val="HTMLCode"/>
+          <w:rFonts w:ascii="Consolas" w:hAnsi="Consolas"/>
+          <w:color w:val="000000"/>
+        </w:rPr>
+        <w:t xml:space="preserve"> </w:t>
+      </w:r>
+      <w:r>
+        <w:rPr>
+          <w:rStyle w:val="token"/>
+          <w:rFonts w:ascii="Consolas" w:hAnsi="Consolas"/>
+          <w:color w:val="990055"/>
+        </w:rPr>
+        <w:t>5</w:t>
+      </w:r>
+    </w:p>
+    <w:p>
+      <w:pPr>
+        <w:pStyle w:val="HTMLPreformatted"/>
+        <w:pBdr>
+          <w:left w:val="single" w:sz="18" w:space="12" w:color="04AA6D"/>
+        </w:pBdr>
+        <w:spacing w:before="240" w:after="240"/>
+        <w:rPr>
+          <w:rStyle w:val="HTMLCode"/>
+          <w:rFonts w:ascii="Consolas" w:hAnsi="Consolas"/>
+          <w:color w:val="000000"/>
+        </w:rPr>
+      </w:pPr>
+      <w:r>
+        <w:rPr>
+          <w:rStyle w:val="HTMLCode"/>
+          <w:rFonts w:ascii="Consolas" w:hAnsi="Consolas"/>
+          <w:color w:val="000000"/>
+        </w:rPr>
+        <w:t xml:space="preserve">  </w:t>
+      </w:r>
+      <w:r>
+        <w:rPr>
+          <w:rStyle w:val="token"/>
+          <w:rFonts w:ascii="Consolas" w:hAnsi="Consolas"/>
+          <w:color w:val="999999"/>
+        </w:rPr>
+        <w:t>}</w:t>
+      </w:r>
+    </w:p>
+    <w:p>
+      <w:pPr>
+        <w:pStyle w:val="HTMLPreformatted"/>
+        <w:pBdr>
+          <w:left w:val="single" w:sz="18" w:space="12" w:color="04AA6D"/>
+        </w:pBdr>
+        <w:spacing w:before="240" w:after="240"/>
+        <w:rPr>
+          <w:rFonts w:ascii="Consolas" w:hAnsi="Consolas"/>
+          <w:color w:val="000000"/>
+        </w:rPr>
+      </w:pPr>
+      <w:r>
+        <w:rPr>
+          <w:rStyle w:val="token"/>
+          <w:rFonts w:ascii="Consolas" w:hAnsi="Consolas"/>
+          <w:color w:val="999999"/>
+        </w:rPr>
+        <w:lastRenderedPageBreak/>
+        <w:t>])</w:t>
+      </w:r>
+    </w:p>
+    <w:p>
+      <w:pPr>
+        <w:pStyle w:val="NormalWeb"/>
+        <w:spacing w:before="288" w:beforeAutospacing="0" w:after="288" w:afterAutospacing="0"/>
+        <w:rPr>
+          <w:rFonts w:ascii="Segoe UI" w:hAnsi="Segoe UI" w:cs="Segoe UI"/>
+          <w:color w:val="000000"/>
+          <w:sz w:val="20"/>
+          <w:szCs w:val="20"/>
+        </w:rPr>
+      </w:pPr>
+      <w:r>
+        <w:rPr>
+          <w:rFonts w:ascii="Segoe UI" w:hAnsi="Segoe UI" w:cs="Segoe UI"/>
+          <w:color w:val="000000"/>
+          <w:sz w:val="20"/>
+          <w:szCs w:val="20"/>
+        </w:rPr>
+        <w:t>This will return the documents sorted in descending order by the </w:t>
+      </w:r>
+      <w:r>
+        <w:rPr>
+          <w:rStyle w:val="HTMLCode"/>
+          <w:rFonts w:ascii="Consolas" w:hAnsi="Consolas"/>
+          <w:color w:val="DC143C"/>
+        </w:rPr>
+        <w:t>accommodates</w:t>
+      </w:r>
+      <w:r>
+        <w:rPr>
+          <w:rFonts w:ascii="Segoe UI" w:hAnsi="Segoe UI" w:cs="Segoe UI"/>
+          <w:color w:val="000000"/>
+          <w:sz w:val="20"/>
+          <w:szCs w:val="20"/>
+        </w:rPr>
+        <w:t> field.</w:t>
+      </w:r>
+    </w:p>
+    <w:p>
+      <w:pPr>
+        <w:pStyle w:val="NormalWeb"/>
+        <w:shd w:val="clear" w:color="auto" w:fill="FFFFCC"/>
+        <w:spacing w:before="240" w:beforeAutospacing="0" w:after="240" w:afterAutospacing="0"/>
+        <w:rPr>
+          <w:rFonts w:ascii="Segoe UI" w:hAnsi="Segoe UI" w:cs="Segoe UI"/>
+          <w:color w:val="000000"/>
+          <w:sz w:val="20"/>
+          <w:szCs w:val="20"/>
+        </w:rPr>
+      </w:pPr>
+      <w:r>
+        <w:rPr>
+          <w:rFonts w:ascii="Segoe UI" w:hAnsi="Segoe UI" w:cs="Segoe UI"/>
+          <w:color w:val="000000"/>
+          <w:sz w:val="20"/>
+          <w:szCs w:val="20"/>
+        </w:rPr>
+        <w:t>The sort order can be chosen by using </w:t>
+      </w:r>
+      <w:r>
+        <w:rPr>
+          <w:rStyle w:val="HTMLCode"/>
+          <w:rFonts w:ascii="Consolas" w:hAnsi="Consolas"/>
+          <w:color w:val="DC143C"/>
+        </w:rPr>
+        <w:t>1</w:t>
+      </w:r>
+      <w:r>
+        <w:rPr>
+          <w:rFonts w:ascii="Segoe UI" w:hAnsi="Segoe UI" w:cs="Segoe UI"/>
+          <w:color w:val="000000"/>
+          <w:sz w:val="20"/>
+          <w:szCs w:val="20"/>
+        </w:rPr>
+        <w:t> or </w:t>
+      </w:r>
+      <w:r>
+        <w:rPr>
+          <w:rStyle w:val="HTMLCode"/>
+          <w:rFonts w:ascii="Consolas" w:hAnsi="Consolas"/>
+          <w:color w:val="DC143C"/>
+        </w:rPr>
+        <w:t>-1</w:t>
+      </w:r>
+      <w:r>
+        <w:rPr>
+          <w:rFonts w:ascii="Segoe UI" w:hAnsi="Segoe UI" w:cs="Segoe UI"/>
+          <w:color w:val="000000"/>
+          <w:sz w:val="20"/>
+          <w:szCs w:val="20"/>
+        </w:rPr>
+        <w:t>. </w:t>
+      </w:r>
+      <w:r>
+        <w:rPr>
+          <w:rStyle w:val="HTMLCode"/>
+          <w:rFonts w:ascii="Consolas" w:hAnsi="Consolas"/>
+          <w:color w:val="DC143C"/>
+        </w:rPr>
+        <w:t>1</w:t>
+      </w:r>
+      <w:r>
+        <w:rPr>
+          <w:rFonts w:ascii="Segoe UI" w:hAnsi="Segoe UI" w:cs="Segoe UI"/>
+          <w:color w:val="000000"/>
+          <w:sz w:val="20"/>
+          <w:szCs w:val="20"/>
+        </w:rPr>
+        <w:t> is ascending and </w:t>
+      </w:r>
+      <w:r>
+        <w:rPr>
+          <w:rStyle w:val="HTMLCode"/>
+          <w:rFonts w:ascii="Consolas" w:hAnsi="Consolas"/>
+          <w:color w:val="DC143C"/>
+        </w:rPr>
+        <w:t>-1</w:t>
+      </w:r>
+      <w:r>
+        <w:rPr>
+          <w:rFonts w:ascii="Segoe UI" w:hAnsi="Segoe UI" w:cs="Segoe UI"/>
+          <w:color w:val="000000"/>
+          <w:sz w:val="20"/>
+          <w:szCs w:val="20"/>
+        </w:rPr>
+        <w:t> is descending.</w:t>
+      </w:r>
+    </w:p>
+    <w:p>
+      <w:pPr>
+        <w:spacing w:before="125" w:after="125" w:line="240" w:lineRule="auto"/>
+        <w:outlineLvl w:val="1"/>
+        <w:rPr>
+          <w:rFonts w:ascii="Segoe UI" w:eastAsia="Times New Roman" w:hAnsi="Segoe UI" w:cs="Segoe UI"/>
+          <w:color w:val="000000"/>
+          <w:sz w:val="40"/>
+          <w:szCs w:val="40"/>
+        </w:rPr>
+      </w:pPr>
+      <w:r>
+        <w:rPr>
+          <w:rFonts w:ascii="Consolas" w:eastAsia="Times New Roman" w:hAnsi="Consolas" w:cs="Courier New"/>
+          <w:color w:val="DC143C"/>
+          <w:sz w:val="40"/>
+        </w:rPr>
+        <w:t>$match</w:t>
+      </w:r>
+    </w:p>
+    <w:p>
+      <w:pPr>
+        <w:spacing w:before="288" w:after="288" w:line="240" w:lineRule="auto"/>
+        <w:rPr>
+          <w:rFonts w:ascii="Segoe UI" w:eastAsia="Times New Roman" w:hAnsi="Segoe UI" w:cs="Segoe UI"/>
+          <w:color w:val="000000"/>
+          <w:sz w:val="20"/>
+          <w:szCs w:val="20"/>
+        </w:rPr>
+      </w:pPr>
+      <w:r>
+        <w:rPr>
+          <w:rFonts w:ascii="Segoe UI" w:eastAsia="Times New Roman" w:hAnsi="Segoe UI" w:cs="Segoe UI"/>
+          <w:color w:val="000000"/>
+          <w:sz w:val="20"/>
+          <w:szCs w:val="20"/>
+        </w:rPr>
+        <w:t>This aggregation stage behaves like a find. It will filter documents that match the query provided.</w:t>
+      </w:r>
+    </w:p>
+    <w:p>
+      <w:pPr>
+        <w:pStyle w:val="HTMLPreformatted"/>
+        <w:shd w:val="clear" w:color="auto" w:fill="FFFFFF"/>
+        <w:rPr>
+          <w:rStyle w:val="HTMLCode"/>
+          <w:rFonts w:ascii="Consolas" w:hAnsi="Consolas"/>
+          <w:color w:val="000000"/>
+        </w:rPr>
+      </w:pPr>
+      <w:r>
+        <w:rPr>
+          <w:rStyle w:val="HTMLCode"/>
+          <w:rFonts w:ascii="Consolas" w:hAnsi="Consolas"/>
+          <w:color w:val="000000"/>
+        </w:rPr>
+        <w:t>db</w:t>
+      </w:r>
+      <w:r>
+        <w:rPr>
+          <w:rStyle w:val="token"/>
+          <w:rFonts w:ascii="Consolas" w:hAnsi="Consolas"/>
+          <w:color w:val="999999"/>
+        </w:rPr>
+        <w:t>.</w:t>
+      </w:r>
+      <w:r>
+        <w:rPr>
+          <w:rStyle w:val="HTMLCode"/>
+          <w:rFonts w:ascii="Consolas" w:hAnsi="Consolas"/>
+          <w:color w:val="000000"/>
+        </w:rPr>
+        <w:t>listingsAndReviews</w:t>
+      </w:r>
+      <w:r>
+        <w:rPr>
+          <w:rStyle w:val="token"/>
+          <w:rFonts w:ascii="Consolas" w:hAnsi="Consolas"/>
+          <w:color w:val="999999"/>
+        </w:rPr>
+        <w:t>.</w:t>
+      </w:r>
+      <w:r>
+        <w:rPr>
+          <w:rStyle w:val="token"/>
+          <w:rFonts w:ascii="Consolas" w:hAnsi="Consolas"/>
+          <w:color w:val="DD4A68"/>
+        </w:rPr>
+        <w:t>aggregate</w:t>
+      </w:r>
+      <w:r>
+        <w:rPr>
+          <w:rStyle w:val="token"/>
+          <w:rFonts w:ascii="Consolas" w:hAnsi="Consolas"/>
+          <w:color w:val="999999"/>
+        </w:rPr>
+        <w:t>([</w:t>
+      </w:r>
+      <w:r>
+        <w:rPr>
+          <w:rStyle w:val="HTMLCode"/>
+          <w:rFonts w:ascii="Consolas" w:hAnsi="Consolas"/>
+          <w:color w:val="000000"/>
+        </w:rPr>
+        <w:t xml:space="preserve"> </w:t>
+      </w:r>
+    </w:p>
+    <w:p>
+      <w:pPr>
+        <w:pStyle w:val="HTMLPreformatted"/>
+        <w:shd w:val="clear" w:color="auto" w:fill="FFFFFF"/>
+        <w:rPr>
+          <w:rStyle w:val="HTMLCode"/>
+          <w:rFonts w:ascii="Consolas" w:hAnsi="Consolas"/>
+          <w:color w:val="000000"/>
+        </w:rPr>
+      </w:pPr>
+      <w:r>
+        <w:rPr>
+          <w:rStyle w:val="HTMLCode"/>
+          <w:rFonts w:ascii="Consolas" w:hAnsi="Consolas"/>
+          <w:color w:val="000000"/>
+        </w:rPr>
+        <w:t xml:space="preserve">  </w:t>
+      </w:r>
+      <w:r>
+        <w:rPr>
+          <w:rStyle w:val="token"/>
+          <w:rFonts w:ascii="Consolas" w:hAnsi="Consolas"/>
+          <w:color w:val="999999"/>
+        </w:rPr>
+        <w:t>{</w:t>
+      </w:r>
+      <w:r>
+        <w:rPr>
+          <w:rStyle w:val="HTMLCode"/>
+          <w:rFonts w:ascii="Consolas" w:hAnsi="Consolas"/>
+          <w:color w:val="000000"/>
+        </w:rPr>
+        <w:t xml:space="preserve"> </w:t>
+      </w:r>
+      <w:r>
+        <w:rPr>
+          <w:rStyle w:val="token"/>
+          <w:rFonts w:ascii="Consolas" w:hAnsi="Consolas"/>
+          <w:color w:val="990055"/>
+        </w:rPr>
+        <w:t>$match</w:t>
+      </w:r>
+      <w:r>
+        <w:rPr>
+          <w:rStyle w:val="HTMLCode"/>
+          <w:rFonts w:ascii="Consolas" w:hAnsi="Consolas"/>
+          <w:color w:val="000000"/>
+        </w:rPr>
+        <w:t xml:space="preserve"> </w:t>
+      </w:r>
+      <w:r>
+        <w:rPr>
+          <w:rStyle w:val="token"/>
+          <w:rFonts w:ascii="Consolas" w:hAnsi="Consolas"/>
+          <w:color w:val="9A6E3A"/>
+        </w:rPr>
+        <w:t>:</w:t>
+      </w:r>
+      <w:r>
+        <w:rPr>
+          <w:rStyle w:val="HTMLCode"/>
+          <w:rFonts w:ascii="Consolas" w:hAnsi="Consolas"/>
+          <w:color w:val="000000"/>
+        </w:rPr>
+        <w:t xml:space="preserve"> </w:t>
+      </w:r>
+      <w:r>
+        <w:rPr>
+          <w:rStyle w:val="token"/>
+          <w:rFonts w:ascii="Consolas" w:hAnsi="Consolas"/>
+          <w:color w:val="999999"/>
+        </w:rPr>
+        <w:t>{</w:t>
+      </w:r>
+      <w:r>
+        <w:rPr>
+          <w:rStyle w:val="HTMLCode"/>
+          <w:rFonts w:ascii="Consolas" w:hAnsi="Consolas"/>
+          <w:color w:val="000000"/>
+        </w:rPr>
+        <w:t xml:space="preserve"> </w:t>
+      </w:r>
+      <w:r>
+        <w:rPr>
+          <w:rStyle w:val="token"/>
+          <w:rFonts w:ascii="Consolas" w:hAnsi="Consolas"/>
+          <w:color w:val="990055"/>
+        </w:rPr>
+        <w:t>property_type</w:t>
+      </w:r>
+      <w:r>
+        <w:rPr>
+          <w:rStyle w:val="HTMLCode"/>
+          <w:rFonts w:ascii="Consolas" w:hAnsi="Consolas"/>
+          <w:color w:val="000000"/>
+        </w:rPr>
+        <w:t xml:space="preserve"> </w:t>
+      </w:r>
+      <w:r>
+        <w:rPr>
+          <w:rStyle w:val="token"/>
+          <w:rFonts w:ascii="Consolas" w:hAnsi="Consolas"/>
+          <w:color w:val="9A6E3A"/>
+        </w:rPr>
+        <w:t>:</w:t>
+      </w:r>
+      <w:r>
+        <w:rPr>
+          <w:rStyle w:val="HTMLCode"/>
+          <w:rFonts w:ascii="Consolas" w:hAnsi="Consolas"/>
+          <w:color w:val="000000"/>
+        </w:rPr>
+        <w:t xml:space="preserve"> </w:t>
+      </w:r>
+      <w:r>
+        <w:rPr>
+          <w:rStyle w:val="token"/>
+          <w:rFonts w:ascii="Consolas" w:hAnsi="Consolas"/>
+          <w:color w:val="669900"/>
+        </w:rPr>
+        <w:t>"House"</w:t>
+      </w:r>
+      <w:r>
+        <w:rPr>
+          <w:rStyle w:val="HTMLCode"/>
+          <w:rFonts w:ascii="Consolas" w:hAnsi="Consolas"/>
+          <w:color w:val="000000"/>
+        </w:rPr>
+        <w:t xml:space="preserve"> </w:t>
+      </w:r>
+      <w:r>
+        <w:rPr>
+          <w:rStyle w:val="token"/>
+          <w:rFonts w:ascii="Consolas" w:hAnsi="Consolas"/>
+          <w:color w:val="999999"/>
+        </w:rPr>
+        <w:t>}</w:t>
+      </w:r>
+      <w:r>
+        <w:rPr>
+          <w:rStyle w:val="HTMLCode"/>
+          <w:rFonts w:ascii="Consolas" w:hAnsi="Consolas"/>
+          <w:color w:val="000000"/>
+        </w:rPr>
+        <w:t xml:space="preserve"> </w:t>
+      </w:r>
+      <w:r>
+        <w:rPr>
+          <w:rStyle w:val="token"/>
+          <w:rFonts w:ascii="Consolas" w:hAnsi="Consolas"/>
+          <w:color w:val="999999"/>
+        </w:rPr>
+        <w:t>},</w:t>
+      </w:r>
+    </w:p>
+    <w:p>
+      <w:pPr>
+        <w:pStyle w:val="HTMLPreformatted"/>
+        <w:shd w:val="clear" w:color="auto" w:fill="FFFFFF"/>
+        <w:rPr>
+          <w:rStyle w:val="HTMLCode"/>
+          <w:rFonts w:ascii="Consolas" w:hAnsi="Consolas"/>
+          <w:color w:val="000000"/>
+        </w:rPr>
+      </w:pPr>
+      <w:r>
+        <w:rPr>
+          <w:rStyle w:val="HTMLCode"/>
+          <w:rFonts w:ascii="Consolas" w:hAnsi="Consolas"/>
+          <w:color w:val="000000"/>
+        </w:rPr>
+        <w:t xml:space="preserve">  </w:t>
+      </w:r>
+      <w:r>
+        <w:rPr>
+          <w:rStyle w:val="token"/>
+          <w:rFonts w:ascii="Consolas" w:hAnsi="Consolas"/>
+          <w:color w:val="999999"/>
+        </w:rPr>
+        <w:t>{</w:t>
+      </w:r>
+      <w:r>
+        <w:rPr>
+          <w:rStyle w:val="HTMLCode"/>
+          <w:rFonts w:ascii="Consolas" w:hAnsi="Consolas"/>
+          <w:color w:val="000000"/>
+        </w:rPr>
+        <w:t xml:space="preserve"> </w:t>
+      </w:r>
+      <w:r>
+        <w:rPr>
+          <w:rStyle w:val="token"/>
+          <w:rFonts w:ascii="Consolas" w:hAnsi="Consolas"/>
+          <w:color w:val="990055"/>
+        </w:rPr>
+        <w:t>$limit</w:t>
+      </w:r>
+      <w:r>
+        <w:rPr>
+          <w:rStyle w:val="token"/>
+          <w:rFonts w:ascii="Consolas" w:hAnsi="Consolas"/>
+          <w:color w:val="9A6E3A"/>
+        </w:rPr>
+        <w:t>:</w:t>
+      </w:r>
+      <w:r>
+        <w:rPr>
+          <w:rStyle w:val="HTMLCode"/>
+          <w:rFonts w:ascii="Consolas" w:hAnsi="Consolas"/>
+          <w:color w:val="000000"/>
+        </w:rPr>
+        <w:t xml:space="preserve"> </w:t>
+      </w:r>
+      <w:r>
+        <w:rPr>
+          <w:rStyle w:val="token"/>
+          <w:rFonts w:ascii="Consolas" w:hAnsi="Consolas"/>
+          <w:color w:val="990055"/>
+        </w:rPr>
+        <w:t>2</w:t>
+      </w:r>
+      <w:r>
+        <w:rPr>
+          <w:rStyle w:val="HTMLCode"/>
+          <w:rFonts w:ascii="Consolas" w:hAnsi="Consolas"/>
+          <w:color w:val="000000"/>
+        </w:rPr>
+        <w:t xml:space="preserve"> </w:t>
+      </w:r>
+      <w:r>
+        <w:rPr>
+          <w:rStyle w:val="token"/>
+          <w:rFonts w:ascii="Consolas" w:hAnsi="Consolas"/>
+          <w:color w:val="999999"/>
+        </w:rPr>
+        <w:t>},</w:t>
+      </w:r>
+    </w:p>
+    <w:p>
+      <w:pPr>
+        <w:pStyle w:val="HTMLPreformatted"/>
+        <w:shd w:val="clear" w:color="auto" w:fill="FFFFFF"/>
+        <w:rPr>
+          <w:rStyle w:val="HTMLCode"/>
+          <w:rFonts w:ascii="Consolas" w:hAnsi="Consolas"/>
+          <w:color w:val="000000"/>
+        </w:rPr>
+      </w:pPr>
+      <w:r>
+        <w:rPr>
+          <w:rStyle w:val="HTMLCode"/>
+          <w:rFonts w:ascii="Consolas" w:hAnsi="Consolas"/>
+          <w:color w:val="000000"/>
+        </w:rPr>
+        <w:t xml:space="preserve">  </w:t>
+      </w:r>
+      <w:r>
+        <w:rPr>
+          <w:rStyle w:val="token"/>
+          <w:rFonts w:ascii="Consolas" w:hAnsi="Consolas"/>
+          <w:color w:val="999999"/>
+        </w:rPr>
+        <w:t>{</w:t>
+      </w:r>
+      <w:r>
+        <w:rPr>
+          <w:rStyle w:val="HTMLCode"/>
+          <w:rFonts w:ascii="Consolas" w:hAnsi="Consolas"/>
+          <w:color w:val="000000"/>
+        </w:rPr>
+        <w:t xml:space="preserve"> </w:t>
+      </w:r>
+      <w:r>
+        <w:rPr>
+          <w:rStyle w:val="token"/>
+          <w:rFonts w:ascii="Consolas" w:hAnsi="Consolas"/>
+          <w:color w:val="990055"/>
+        </w:rPr>
+        <w:t>$project</w:t>
+      </w:r>
+      <w:r>
+        <w:rPr>
+          <w:rStyle w:val="token"/>
+          <w:rFonts w:ascii="Consolas" w:hAnsi="Consolas"/>
+          <w:color w:val="9A6E3A"/>
+        </w:rPr>
+        <w:t>:</w:t>
+      </w:r>
+      <w:r>
+        <w:rPr>
+          <w:rStyle w:val="HTMLCode"/>
+          <w:rFonts w:ascii="Consolas" w:hAnsi="Consolas"/>
+          <w:color w:val="000000"/>
+        </w:rPr>
+        <w:t xml:space="preserve"> </w:t>
+      </w:r>
+      <w:r>
+        <w:rPr>
+          <w:rStyle w:val="token"/>
+          <w:rFonts w:ascii="Consolas" w:hAnsi="Consolas"/>
+          <w:color w:val="999999"/>
+        </w:rPr>
+        <w:t>{</w:t>
+      </w:r>
+    </w:p>
+    <w:p>
+      <w:pPr>
+        <w:pStyle w:val="HTMLPreformatted"/>
+        <w:shd w:val="clear" w:color="auto" w:fill="FFFFFF"/>
+        <w:rPr>
+          <w:rStyle w:val="HTMLCode"/>
+          <w:rFonts w:ascii="Consolas" w:hAnsi="Consolas"/>
+          <w:color w:val="000000"/>
+        </w:rPr>
+      </w:pPr>
+      <w:r>
+        <w:rPr>
+          <w:rStyle w:val="HTMLCode"/>
+          <w:rFonts w:ascii="Consolas" w:hAnsi="Consolas"/>
+          <w:color w:val="000000"/>
+        </w:rPr>
+        <w:t xml:space="preserve">    </w:t>
+      </w:r>
+      <w:r>
+        <w:rPr>
+          <w:rStyle w:val="token"/>
+          <w:rFonts w:ascii="Consolas" w:hAnsi="Consolas"/>
+          <w:color w:val="990055"/>
+        </w:rPr>
+        <w:t>"name"</w:t>
+      </w:r>
+      <w:r>
+        <w:rPr>
+          <w:rStyle w:val="token"/>
+          <w:rFonts w:ascii="Consolas" w:hAnsi="Consolas"/>
+          <w:color w:val="9A6E3A"/>
+        </w:rPr>
+        <w:t>:</w:t>
+      </w:r>
+      <w:r>
+        <w:rPr>
+          <w:rStyle w:val="HTMLCode"/>
+          <w:rFonts w:ascii="Consolas" w:hAnsi="Consolas"/>
+          <w:color w:val="000000"/>
+        </w:rPr>
+        <w:t xml:space="preserve"> </w:t>
+      </w:r>
+      <w:r>
+        <w:rPr>
+          <w:rStyle w:val="token"/>
+          <w:rFonts w:ascii="Consolas" w:hAnsi="Consolas"/>
+          <w:color w:val="990055"/>
+        </w:rPr>
+        <w:t>1</w:t>
+      </w:r>
+      <w:r>
+        <w:rPr>
+          <w:rStyle w:val="token"/>
+          <w:rFonts w:ascii="Consolas" w:hAnsi="Consolas"/>
+          <w:color w:val="999999"/>
+        </w:rPr>
+        <w:t>,</w:t>
+      </w:r>
+    </w:p>
+    <w:p>
+      <w:pPr>
+        <w:pStyle w:val="HTMLPreformatted"/>
+        <w:shd w:val="clear" w:color="auto" w:fill="FFFFFF"/>
+        <w:rPr>
+          <w:rStyle w:val="HTMLCode"/>
+          <w:rFonts w:ascii="Consolas" w:hAnsi="Consolas"/>
+          <w:color w:val="000000"/>
+        </w:rPr>
+      </w:pPr>
+      <w:r>
+        <w:rPr>
+          <w:rStyle w:val="HTMLCode"/>
+          <w:rFonts w:ascii="Consolas" w:hAnsi="Consolas"/>
+          <w:color w:val="000000"/>
+        </w:rPr>
+        <w:t xml:space="preserve">    </w:t>
+      </w:r>
+      <w:r>
+        <w:rPr>
+          <w:rStyle w:val="token"/>
+          <w:rFonts w:ascii="Consolas" w:hAnsi="Consolas"/>
+          <w:color w:val="990055"/>
+        </w:rPr>
+        <w:t>"bedrooms"</w:t>
+      </w:r>
+      <w:r>
+        <w:rPr>
+          <w:rStyle w:val="token"/>
+          <w:rFonts w:ascii="Consolas" w:hAnsi="Consolas"/>
+          <w:color w:val="9A6E3A"/>
+        </w:rPr>
+        <w:t>:</w:t>
+      </w:r>
+      <w:r>
+        <w:rPr>
+          <w:rStyle w:val="HTMLCode"/>
+          <w:rFonts w:ascii="Consolas" w:hAnsi="Consolas"/>
+          <w:color w:val="000000"/>
+        </w:rPr>
+        <w:t xml:space="preserve"> </w:t>
+      </w:r>
+      <w:r>
+        <w:rPr>
+          <w:rStyle w:val="token"/>
+          <w:rFonts w:ascii="Consolas" w:hAnsi="Consolas"/>
+          <w:color w:val="990055"/>
+        </w:rPr>
+        <w:t>1</w:t>
+      </w:r>
+      <w:r>
+        <w:rPr>
+          <w:rStyle w:val="token"/>
+          <w:rFonts w:ascii="Consolas" w:hAnsi="Consolas"/>
+          <w:color w:val="999999"/>
+        </w:rPr>
+        <w:t>,</w:t>
+      </w:r>
+    </w:p>
+    <w:p>
+      <w:pPr>
+        <w:pStyle w:val="HTMLPreformatted"/>
+        <w:shd w:val="clear" w:color="auto" w:fill="FFFFFF"/>
+        <w:rPr>
+          <w:rStyle w:val="HTMLCode"/>
+          <w:rFonts w:ascii="Consolas" w:hAnsi="Consolas"/>
+          <w:color w:val="000000"/>
+        </w:rPr>
+      </w:pPr>
+      <w:r>
+        <w:rPr>
+          <w:rStyle w:val="HTMLCode"/>
+          <w:rFonts w:ascii="Consolas" w:hAnsi="Consolas"/>
+          <w:color w:val="000000"/>
+        </w:rPr>
+        <w:t xml:space="preserve">    </w:t>
+      </w:r>
+      <w:r>
+        <w:rPr>
+          <w:rStyle w:val="token"/>
+          <w:rFonts w:ascii="Consolas" w:hAnsi="Consolas"/>
+          <w:color w:val="990055"/>
+        </w:rPr>
+        <w:t>"price"</w:t>
+      </w:r>
+      <w:r>
+        <w:rPr>
+          <w:rStyle w:val="token"/>
+          <w:rFonts w:ascii="Consolas" w:hAnsi="Consolas"/>
+          <w:color w:val="9A6E3A"/>
+        </w:rPr>
+        <w:t>:</w:t>
+      </w:r>
+      <w:r>
+        <w:rPr>
+          <w:rStyle w:val="HTMLCode"/>
+          <w:rFonts w:ascii="Consolas" w:hAnsi="Consolas"/>
+          <w:color w:val="000000"/>
+        </w:rPr>
+        <w:t xml:space="preserve"> </w:t>
+      </w:r>
+      <w:r>
+        <w:rPr>
+          <w:rStyle w:val="token"/>
+          <w:rFonts w:ascii="Consolas" w:hAnsi="Consolas"/>
+          <w:color w:val="990055"/>
+        </w:rPr>
+        <w:t>1</w:t>
+      </w:r>
+    </w:p>
+    <w:p>
+      <w:pPr>
+        <w:pStyle w:val="HTMLPreformatted"/>
+        <w:shd w:val="clear" w:color="auto" w:fill="FFFFFF"/>
+        <w:rPr>
+          <w:rStyle w:val="HTMLCode"/>
+          <w:rFonts w:ascii="Consolas" w:hAnsi="Consolas"/>
+          <w:color w:val="000000"/>
+        </w:rPr>
+      </w:pPr>
+      <w:r>
+        <w:rPr>
+          <w:rStyle w:val="HTMLCode"/>
+          <w:rFonts w:ascii="Consolas" w:hAnsi="Consolas"/>
+          <w:color w:val="000000"/>
+        </w:rPr>
+        <w:t xml:space="preserve">  </w:t>
+      </w:r>
+      <w:r>
+        <w:rPr>
+          <w:rStyle w:val="token"/>
+          <w:rFonts w:ascii="Consolas" w:hAnsi="Consolas"/>
+          <w:color w:val="999999"/>
+        </w:rPr>
+        <w:t>}}</w:t>
+      </w:r>
+    </w:p>
+    <w:p>
+      <w:pPr>
+        <w:pStyle w:val="HTMLPreformatted"/>
+        <w:shd w:val="clear" w:color="auto" w:fill="FFFFFF"/>
+        <w:rPr>
+          <w:rFonts w:ascii="Consolas" w:hAnsi="Consolas"/>
+          <w:color w:val="000000"/>
+        </w:rPr>
+      </w:pPr>
+      <w:r>
+        <w:rPr>
+          <w:rStyle w:val="token"/>
+          <w:rFonts w:ascii="Consolas" w:hAnsi="Consolas"/>
+          <w:color w:val="999999"/>
+        </w:rPr>
+        <w:t>])</w:t>
+      </w:r>
+      <w:r>
+        <w:rPr>
+          <w:rStyle w:val="HTMLCode"/>
+          <w:rFonts w:ascii="Consolas" w:hAnsi="Consolas"/>
+          <w:color w:val="000000"/>
+        </w:rPr>
+        <w:t xml:space="preserve">       </w:t>
+      </w:r>
+    </w:p>
+    <w:p>
+      <w:pPr>
+        <w:pStyle w:val="NormalWeb"/>
+        <w:spacing w:before="288" w:beforeAutospacing="0" w:after="288" w:afterAutospacing="0"/>
+        <w:rPr>
+          <w:rFonts w:ascii="Segoe UI" w:hAnsi="Segoe UI" w:cs="Segoe UI"/>
+          <w:color w:val="000000"/>
+          <w:sz w:val="20"/>
+          <w:szCs w:val="20"/>
+        </w:rPr>
+      </w:pPr>
+      <w:r>
+        <w:rPr>
+          <w:rFonts w:ascii="Segoe UI" w:hAnsi="Segoe UI" w:cs="Segoe UI"/>
+          <w:color w:val="000000"/>
+          <w:sz w:val="20"/>
+          <w:szCs w:val="20"/>
+        </w:rPr>
+        <w:t>This will only return documents that have the </w:t>
+      </w:r>
+      <w:r>
+        <w:rPr>
+          <w:rStyle w:val="HTMLCode"/>
+          <w:rFonts w:ascii="Consolas" w:hAnsi="Consolas"/>
+          <w:color w:val="DC143C"/>
+        </w:rPr>
+        <w:t>property_type</w:t>
+      </w:r>
+      <w:r>
+        <w:rPr>
+          <w:rFonts w:ascii="Segoe UI" w:hAnsi="Segoe UI" w:cs="Segoe UI"/>
+          <w:color w:val="000000"/>
+          <w:sz w:val="20"/>
+          <w:szCs w:val="20"/>
+        </w:rPr>
+        <w:t> of "House".</w:t>
+      </w:r>
+    </w:p>
+    <w:p>
+      <w:pPr>
+        <w:spacing w:before="125" w:after="125" w:line="240" w:lineRule="auto"/>
+        <w:outlineLvl w:val="1"/>
+        <w:rPr>
+          <w:rFonts w:ascii="Segoe UI" w:eastAsia="Times New Roman" w:hAnsi="Segoe UI" w:cs="Segoe UI"/>
+          <w:color w:val="000000"/>
+          <w:sz w:val="40"/>
+          <w:szCs w:val="40"/>
+        </w:rPr>
+      </w:pPr>
+      <w:r>
+        <w:rPr>
+          <w:rFonts w:ascii="Consolas" w:eastAsia="Times New Roman" w:hAnsi="Consolas" w:cs="Courier New"/>
+          <w:color w:val="DC143C"/>
+          <w:sz w:val="40"/>
+        </w:rPr>
+        <w:t>$addFields</w:t>
+      </w:r>
+    </w:p>
+    <w:p>
+      <w:pPr>
+        <w:spacing w:before="288" w:after="288" w:line="240" w:lineRule="auto"/>
+        <w:rPr>
+          <w:rFonts w:ascii="Segoe UI" w:eastAsia="Times New Roman" w:hAnsi="Segoe UI" w:cs="Segoe UI"/>
+          <w:color w:val="000000"/>
+          <w:sz w:val="20"/>
+          <w:szCs w:val="20"/>
+        </w:rPr>
+      </w:pPr>
+      <w:r>
+        <w:rPr>
+          <w:rFonts w:ascii="Segoe UI" w:eastAsia="Times New Roman" w:hAnsi="Segoe UI" w:cs="Segoe UI"/>
+          <w:color w:val="000000"/>
+          <w:sz w:val="20"/>
+          <w:szCs w:val="20"/>
+        </w:rPr>
+        <w:t>This aggregation stage adds new fields to documents.</w:t>
+      </w:r>
+    </w:p>
+    <w:p>
+      <w:pPr>
+        <w:spacing w:before="125" w:after="125" w:line="240" w:lineRule="auto"/>
+        <w:outlineLvl w:val="1"/>
+        <w:rPr>
+          <w:rFonts w:ascii="Segoe UI" w:eastAsia="Times New Roman" w:hAnsi="Segoe UI" w:cs="Segoe UI"/>
+          <w:color w:val="000000"/>
+          <w:sz w:val="40"/>
+          <w:szCs w:val="40"/>
+        </w:rPr>
+      </w:pPr>
+      <w:r>
+        <w:rPr>
+          <w:rFonts w:ascii="Consolas" w:eastAsia="Times New Roman" w:hAnsi="Consolas" w:cs="Courier New"/>
+          <w:color w:val="DC143C"/>
+          <w:sz w:val="40"/>
+        </w:rPr>
+        <w:t>$count</w:t>
+      </w:r>
+    </w:p>
+    <w:p>
+      <w:pPr>
+        <w:spacing w:before="288" w:after="288" w:line="240" w:lineRule="auto"/>
+        <w:rPr>
+          <w:rFonts w:ascii="Segoe UI" w:eastAsia="Times New Roman" w:hAnsi="Segoe UI" w:cs="Segoe UI"/>
+          <w:color w:val="000000"/>
+          <w:sz w:val="20"/>
+          <w:szCs w:val="20"/>
+        </w:rPr>
+      </w:pPr>
+      <w:r>
+        <w:rPr>
+          <w:rFonts w:ascii="Segoe UI" w:eastAsia="Times New Roman" w:hAnsi="Segoe UI" w:cs="Segoe UI"/>
+          <w:color w:val="000000"/>
+          <w:sz w:val="20"/>
+          <w:szCs w:val="20"/>
+        </w:rPr>
+        <w:t>This aggregation stage counts the total amount of documents passed from the previous stage.</w:t>
+      </w:r>
+    </w:p>
+    <w:p>
+      <w:pPr>
+        <w:pStyle w:val="HTMLPreformatted"/>
+        <w:shd w:val="clear" w:color="auto" w:fill="FFFFFF"/>
+        <w:rPr>
+          <w:rStyle w:val="HTMLCode"/>
+          <w:rFonts w:ascii="Consolas" w:hAnsi="Consolas"/>
+          <w:color w:val="000000"/>
+        </w:rPr>
+      </w:pPr>
+      <w:r>
+        <w:rPr>
+          <w:rStyle w:val="HTMLCode"/>
+          <w:rFonts w:ascii="Consolas" w:hAnsi="Consolas"/>
+          <w:color w:val="000000"/>
+        </w:rPr>
+        <w:t>db</w:t>
+      </w:r>
+      <w:r>
+        <w:rPr>
+          <w:rStyle w:val="token"/>
+          <w:rFonts w:ascii="Consolas" w:hAnsi="Consolas"/>
+          <w:color w:val="999999"/>
+        </w:rPr>
+        <w:t>.</w:t>
+      </w:r>
+      <w:r>
+        <w:rPr>
+          <w:rStyle w:val="HTMLCode"/>
+          <w:rFonts w:ascii="Consolas" w:hAnsi="Consolas"/>
+          <w:color w:val="000000"/>
+        </w:rPr>
+        <w:t>restaurants</w:t>
+      </w:r>
+      <w:r>
+        <w:rPr>
+          <w:rStyle w:val="token"/>
+          <w:rFonts w:ascii="Consolas" w:hAnsi="Consolas"/>
+          <w:color w:val="999999"/>
+        </w:rPr>
+        <w:t>.</w:t>
+      </w:r>
+      <w:r>
+        <w:rPr>
+          <w:rStyle w:val="token"/>
+          <w:rFonts w:ascii="Consolas" w:hAnsi="Consolas"/>
+          <w:color w:val="DD4A68"/>
+        </w:rPr>
+        <w:t>aggregate</w:t>
+      </w:r>
+      <w:r>
+        <w:rPr>
+          <w:rStyle w:val="token"/>
+          <w:rFonts w:ascii="Consolas" w:hAnsi="Consolas"/>
+          <w:color w:val="999999"/>
+        </w:rPr>
+        <w:t>([</w:t>
+      </w:r>
+    </w:p>
+    <w:p>
+      <w:pPr>
+        <w:pStyle w:val="HTMLPreformatted"/>
+        <w:shd w:val="clear" w:color="auto" w:fill="FFFFFF"/>
+        <w:rPr>
+          <w:rStyle w:val="HTMLCode"/>
+          <w:rFonts w:ascii="Consolas" w:hAnsi="Consolas"/>
+          <w:color w:val="000000"/>
+        </w:rPr>
+      </w:pPr>
+      <w:r>
+        <w:rPr>
+          <w:rStyle w:val="HTMLCode"/>
+          <w:rFonts w:ascii="Consolas" w:hAnsi="Consolas"/>
+          <w:color w:val="000000"/>
+        </w:rPr>
+        <w:t xml:space="preserve">  </w:t>
+      </w:r>
+      <w:r>
+        <w:rPr>
+          <w:rStyle w:val="token"/>
+          <w:rFonts w:ascii="Consolas" w:hAnsi="Consolas"/>
+          <w:color w:val="999999"/>
+        </w:rPr>
+        <w:t>{</w:t>
+      </w:r>
+    </w:p>
+    <w:p>
+      <w:pPr>
+        <w:pStyle w:val="HTMLPreformatted"/>
+        <w:shd w:val="clear" w:color="auto" w:fill="FFFFFF"/>
+        <w:rPr>
+          <w:rStyle w:val="HTMLCode"/>
+          <w:rFonts w:ascii="Consolas" w:hAnsi="Consolas"/>
+          <w:color w:val="000000"/>
+        </w:rPr>
+      </w:pPr>
+      <w:r>
+        <w:rPr>
+          <w:rStyle w:val="HTMLCode"/>
+          <w:rFonts w:ascii="Consolas" w:hAnsi="Consolas"/>
+          <w:color w:val="000000"/>
+        </w:rPr>
+        <w:t xml:space="preserve">    </w:t>
+      </w:r>
+      <w:r>
+        <w:rPr>
+          <w:rStyle w:val="token"/>
+          <w:rFonts w:ascii="Consolas" w:hAnsi="Consolas"/>
+          <w:color w:val="990055"/>
+        </w:rPr>
+        <w:t>$match</w:t>
+      </w:r>
+      <w:r>
+        <w:rPr>
+          <w:rStyle w:val="token"/>
+          <w:rFonts w:ascii="Consolas" w:hAnsi="Consolas"/>
+          <w:color w:val="9A6E3A"/>
+        </w:rPr>
+        <w:t>:</w:t>
+      </w:r>
+      <w:r>
+        <w:rPr>
+          <w:rStyle w:val="HTMLCode"/>
+          <w:rFonts w:ascii="Consolas" w:hAnsi="Consolas"/>
+          <w:color w:val="000000"/>
+        </w:rPr>
+        <w:t xml:space="preserve"> </w:t>
+      </w:r>
+      <w:r>
+        <w:rPr>
+          <w:rStyle w:val="token"/>
+          <w:rFonts w:ascii="Consolas" w:hAnsi="Consolas"/>
+          <w:color w:val="999999"/>
+        </w:rPr>
+        <w:t>{</w:t>
+      </w:r>
+      <w:r>
+        <w:rPr>
+          <w:rStyle w:val="HTMLCode"/>
+          <w:rFonts w:ascii="Consolas" w:hAnsi="Consolas"/>
+          <w:color w:val="000000"/>
+        </w:rPr>
+        <w:t xml:space="preserve"> </w:t>
+      </w:r>
+      <w:r>
+        <w:rPr>
+          <w:rStyle w:val="token"/>
+          <w:rFonts w:ascii="Consolas" w:hAnsi="Consolas"/>
+          <w:color w:val="990055"/>
+        </w:rPr>
+        <w:t>"cuisine"</w:t>
+      </w:r>
+      <w:r>
+        <w:rPr>
+          <w:rStyle w:val="token"/>
+          <w:rFonts w:ascii="Consolas" w:hAnsi="Consolas"/>
+          <w:color w:val="9A6E3A"/>
+        </w:rPr>
+        <w:t>:</w:t>
+      </w:r>
+      <w:r>
+        <w:rPr>
+          <w:rStyle w:val="HTMLCode"/>
+          <w:rFonts w:ascii="Consolas" w:hAnsi="Consolas"/>
+          <w:color w:val="000000"/>
+        </w:rPr>
+        <w:t xml:space="preserve"> </w:t>
+      </w:r>
+      <w:r>
+        <w:rPr>
+          <w:rStyle w:val="token"/>
+          <w:rFonts w:ascii="Consolas" w:hAnsi="Consolas"/>
+          <w:color w:val="669900"/>
+        </w:rPr>
+        <w:t>"Chinese"</w:t>
+      </w:r>
+      <w:r>
+        <w:rPr>
+          <w:rStyle w:val="HTMLCode"/>
+          <w:rFonts w:ascii="Consolas" w:hAnsi="Consolas"/>
+          <w:color w:val="000000"/>
+        </w:rPr>
+        <w:t xml:space="preserve"> </w:t>
+      </w:r>
+      <w:r>
+        <w:rPr>
+          <w:rStyle w:val="token"/>
+          <w:rFonts w:ascii="Consolas" w:hAnsi="Consolas"/>
+          <w:color w:val="999999"/>
+        </w:rPr>
+        <w:t>}</w:t>
+      </w:r>
+    </w:p>
+    <w:p>
+      <w:pPr>
+        <w:pStyle w:val="HTMLPreformatted"/>
+        <w:shd w:val="clear" w:color="auto" w:fill="FFFFFF"/>
+        <w:rPr>
+          <w:rStyle w:val="HTMLCode"/>
+          <w:rFonts w:ascii="Consolas" w:hAnsi="Consolas"/>
+          <w:color w:val="000000"/>
+        </w:rPr>
+      </w:pPr>
+      <w:r>
+        <w:rPr>
+          <w:rStyle w:val="HTMLCode"/>
+          <w:rFonts w:ascii="Consolas" w:hAnsi="Consolas"/>
+          <w:color w:val="000000"/>
+        </w:rPr>
+        <w:t xml:space="preserve">  </w:t>
+      </w:r>
+      <w:r>
+        <w:rPr>
+          <w:rStyle w:val="token"/>
+          <w:rFonts w:ascii="Consolas" w:hAnsi="Consolas"/>
+          <w:color w:val="999999"/>
+        </w:rPr>
+        <w:t>},</w:t>
+      </w:r>
+    </w:p>
+    <w:p>
+      <w:pPr>
+        <w:pStyle w:val="HTMLPreformatted"/>
+        <w:shd w:val="clear" w:color="auto" w:fill="FFFFFF"/>
+        <w:rPr>
+          <w:rStyle w:val="HTMLCode"/>
+          <w:rFonts w:ascii="Consolas" w:hAnsi="Consolas"/>
+          <w:color w:val="000000"/>
+        </w:rPr>
+      </w:pPr>
+      <w:r>
+        <w:rPr>
+          <w:rStyle w:val="HTMLCode"/>
+          <w:rFonts w:ascii="Consolas" w:hAnsi="Consolas"/>
+          <w:color w:val="000000"/>
+        </w:rPr>
+        <w:t xml:space="preserve">  </w:t>
+      </w:r>
+      <w:r>
+        <w:rPr>
+          <w:rStyle w:val="token"/>
+          <w:rFonts w:ascii="Consolas" w:hAnsi="Consolas"/>
+          <w:color w:val="999999"/>
+        </w:rPr>
+        <w:t>{</w:t>
+      </w:r>
+    </w:p>
+    <w:p>
+      <w:pPr>
+        <w:pStyle w:val="HTMLPreformatted"/>
+        <w:shd w:val="clear" w:color="auto" w:fill="FFFFFF"/>
+        <w:rPr>
+          <w:rStyle w:val="HTMLCode"/>
+          <w:rFonts w:ascii="Consolas" w:hAnsi="Consolas"/>
+          <w:color w:val="000000"/>
+        </w:rPr>
+      </w:pPr>
+      <w:r>
+        <w:rPr>
+          <w:rStyle w:val="HTMLCode"/>
+          <w:rFonts w:ascii="Consolas" w:hAnsi="Consolas"/>
+          <w:color w:val="000000"/>
+        </w:rPr>
+        <w:t xml:space="preserve">    </w:t>
+      </w:r>
+      <w:r>
+        <w:rPr>
+          <w:rStyle w:val="token"/>
+          <w:rFonts w:ascii="Consolas" w:hAnsi="Consolas"/>
+          <w:color w:val="990055"/>
+        </w:rPr>
+        <w:t>$count</w:t>
+      </w:r>
+      <w:r>
+        <w:rPr>
+          <w:rStyle w:val="token"/>
+          <w:rFonts w:ascii="Consolas" w:hAnsi="Consolas"/>
+          <w:color w:val="9A6E3A"/>
+        </w:rPr>
+        <w:t>:</w:t>
+      </w:r>
+      <w:r>
+        <w:rPr>
+          <w:rStyle w:val="HTMLCode"/>
+          <w:rFonts w:ascii="Consolas" w:hAnsi="Consolas"/>
+          <w:color w:val="000000"/>
+        </w:rPr>
+        <w:t xml:space="preserve"> </w:t>
+      </w:r>
+      <w:r>
+        <w:rPr>
+          <w:rStyle w:val="token"/>
+          <w:rFonts w:ascii="Consolas" w:hAnsi="Consolas"/>
+          <w:color w:val="669900"/>
+        </w:rPr>
+        <w:t>"totalChinese"</w:t>
+      </w:r>
+    </w:p>
+    <w:p>
+      <w:pPr>
+        <w:pStyle w:val="HTMLPreformatted"/>
+        <w:shd w:val="clear" w:color="auto" w:fill="FFFFFF"/>
+        <w:rPr>
+          <w:rStyle w:val="HTMLCode"/>
+          <w:rFonts w:ascii="Consolas" w:hAnsi="Consolas"/>
+          <w:color w:val="000000"/>
+        </w:rPr>
+      </w:pPr>
+      <w:r>
+        <w:rPr>
+          <w:rStyle w:val="HTMLCode"/>
+          <w:rFonts w:ascii="Consolas" w:hAnsi="Consolas"/>
+          <w:color w:val="000000"/>
+        </w:rPr>
+        <w:t xml:space="preserve">  </w:t>
+      </w:r>
+      <w:r>
+        <w:rPr>
+          <w:rStyle w:val="token"/>
+          <w:rFonts w:ascii="Consolas" w:hAnsi="Consolas"/>
+          <w:color w:val="999999"/>
+        </w:rPr>
+        <w:t>}</w:t>
+      </w:r>
+    </w:p>
+    <w:p>
+      <w:pPr>
+        <w:pStyle w:val="HTMLPreformatted"/>
+        <w:shd w:val="clear" w:color="auto" w:fill="FFFFFF"/>
+        <w:rPr>
+          <w:rFonts w:ascii="Consolas" w:hAnsi="Consolas"/>
+          <w:color w:val="000000"/>
+        </w:rPr>
+      </w:pPr>
+      <w:r>
+        <w:rPr>
+          <w:rStyle w:val="token"/>
+          <w:rFonts w:ascii="Consolas" w:hAnsi="Consolas"/>
+          <w:color w:val="999999"/>
+        </w:rPr>
+        <w:t>])</w:t>
+      </w:r>
+      <w:r>
+        <w:rPr>
+          <w:rStyle w:val="HTMLCode"/>
+          <w:rFonts w:ascii="Consolas" w:hAnsi="Consolas"/>
+          <w:color w:val="000000"/>
+        </w:rPr>
+        <w:t xml:space="preserve">     </w:t>
+      </w:r>
+    </w:p>
+    <w:p/>
+    <w:p>
+      <w:r>
+        <w:t>=====================================================================================</w:t>
+      </w:r>
+    </w:p>
+    <w:p/>
     <w:sectPr>
       <w:pgSz w:w="12240" w:h="15840"/>
       <w:pgMar w:top="1440" w:right="1440" w:bottom="1440" w:left="1440" w:header="708" w:footer="708" w:gutter="0"/>
@@ -19172,7 +23032,30 @@
   <w:style w:type="paragraph" w:default="1" w:styleId="Normal">
     <w:name w:val="Normal"/>
     <w:qFormat/>
-    <w:rsid w:val="00147012"/>
+    <w:rsid w:val="00AA1E7B"/>
+  </w:style>
+  <w:style w:type="paragraph" w:styleId="Heading1">
+    <w:name w:val="heading 1"/>
+    <w:basedOn w:val="Normal"/>
+    <w:next w:val="Normal"/>
+    <w:link w:val="Heading1Char"/>
+    <w:uiPriority w:val="9"/>
+    <w:qFormat/>
+    <w:rsid w:val="00E32385"/>
+    <w:pPr>
+      <w:keepNext/>
+      <w:keepLines/>
+      <w:spacing w:before="480" w:after="0"/>
+      <w:outlineLvl w:val="0"/>
+    </w:pPr>
+    <w:rPr>
+      <w:rFonts w:asciiTheme="majorHAnsi" w:eastAsiaTheme="majorEastAsia" w:hAnsiTheme="majorHAnsi" w:cstheme="majorBidi"/>
+      <w:b/>
+      <w:bCs/>
+      <w:color w:val="365F91" w:themeColor="accent1" w:themeShade="BF"/>
+      <w:sz w:val="28"/>
+      <w:szCs w:val="28"/>
+    </w:rPr>
   </w:style>
   <w:style w:type="paragraph" w:styleId="Heading2">
     <w:name w:val="heading 2"/>
@@ -19439,6 +23322,74 @@
       <w:sz w:val="24"/>
       <w:szCs w:val="24"/>
     </w:rPr>
+  </w:style>
+  <w:style w:type="character" w:customStyle="1" w:styleId="Heading1Char">
+    <w:name w:val="Heading 1 Char"/>
+    <w:basedOn w:val="DefaultParagraphFont"/>
+    <w:link w:val="Heading1"/>
+    <w:uiPriority w:val="9"/>
+    <w:rsid w:val="00E32385"/>
+    <w:rPr>
+      <w:rFonts w:asciiTheme="majorHAnsi" w:eastAsiaTheme="majorEastAsia" w:hAnsiTheme="majorHAnsi" w:cstheme="majorBidi"/>
+      <w:b/>
+      <w:bCs/>
+      <w:color w:val="365F91" w:themeColor="accent1" w:themeShade="BF"/>
+      <w:sz w:val="28"/>
+      <w:szCs w:val="28"/>
+    </w:rPr>
+  </w:style>
+  <w:style w:type="paragraph" w:styleId="HTMLPreformatted">
+    <w:name w:val="HTML Preformatted"/>
+    <w:basedOn w:val="Normal"/>
+    <w:link w:val="HTMLPreformattedChar"/>
+    <w:uiPriority w:val="99"/>
+    <w:semiHidden/>
+    <w:unhideWhenUsed/>
+    <w:rsid w:val="00E32385"/>
+    <w:pPr>
+      <w:tabs>
+        <w:tab w:val="left" w:pos="916"/>
+        <w:tab w:val="left" w:pos="1832"/>
+        <w:tab w:val="left" w:pos="2748"/>
+        <w:tab w:val="left" w:pos="3664"/>
+        <w:tab w:val="left" w:pos="4580"/>
+        <w:tab w:val="left" w:pos="5496"/>
+        <w:tab w:val="left" w:pos="6412"/>
+        <w:tab w:val="left" w:pos="7328"/>
+        <w:tab w:val="left" w:pos="8244"/>
+        <w:tab w:val="left" w:pos="9160"/>
+        <w:tab w:val="left" w:pos="10076"/>
+        <w:tab w:val="left" w:pos="10992"/>
+        <w:tab w:val="left" w:pos="11908"/>
+        <w:tab w:val="left" w:pos="12824"/>
+        <w:tab w:val="left" w:pos="13740"/>
+        <w:tab w:val="left" w:pos="14656"/>
+      </w:tabs>
+      <w:spacing w:after="0" w:line="240" w:lineRule="auto"/>
+    </w:pPr>
+    <w:rPr>
+      <w:rFonts w:ascii="Courier New" w:eastAsia="Times New Roman" w:hAnsi="Courier New" w:cs="Courier New"/>
+      <w:sz w:val="20"/>
+      <w:szCs w:val="20"/>
+    </w:rPr>
+  </w:style>
+  <w:style w:type="character" w:customStyle="1" w:styleId="HTMLPreformattedChar">
+    <w:name w:val="HTML Preformatted Char"/>
+    <w:basedOn w:val="DefaultParagraphFont"/>
+    <w:link w:val="HTMLPreformatted"/>
+    <w:uiPriority w:val="99"/>
+    <w:semiHidden/>
+    <w:rsid w:val="00E32385"/>
+    <w:rPr>
+      <w:rFonts w:ascii="Courier New" w:eastAsia="Times New Roman" w:hAnsi="Courier New" w:cs="Courier New"/>
+      <w:sz w:val="20"/>
+      <w:szCs w:val="20"/>
+    </w:rPr>
+  </w:style>
+  <w:style w:type="character" w:customStyle="1" w:styleId="token">
+    <w:name w:val="token"/>
+    <w:basedOn w:val="DefaultParagraphFont"/>
+    <w:rsid w:val="00E32385"/>
   </w:style>
 </w:styles>
 </file>
